--- a/Phase_1/Documentation/Schema Documentation&ERD.docx
+++ b/Phase_1/Documentation/Schema Documentation&ERD.docx
@@ -74,7 +74,6 @@
           <w:color w:val="717D7E"/>
           <w:sz w:val="26"/>
           <w:szCs w:val="26"/>
-          <w:lang w:val="en-US"/>
         </w:rPr>
       </w:pPr>
       <w:proofErr w:type="spellStart"/>
@@ -83,7 +82,6 @@
           <w:color w:val="717D7E"/>
           <w:sz w:val="26"/>
           <w:szCs w:val="26"/>
-          <w:lang w:val="en-US"/>
         </w:rPr>
         <w:t>NordaTrade_GmbH</w:t>
       </w:r>
@@ -93,7 +91,6 @@
           <w:color w:val="717D7E"/>
           <w:sz w:val="26"/>
           <w:szCs w:val="26"/>
-          <w:lang w:val="en-US"/>
         </w:rPr>
         <w:t xml:space="preserve"> Database Schema Documentation</w:t>
       </w:r>
@@ -105,7 +102,6 @@
           <w:color w:val="717D7E"/>
           <w:sz w:val="26"/>
           <w:szCs w:val="26"/>
-          <w:lang w:val="en-US"/>
         </w:rPr>
       </w:pPr>
     </w:p>
@@ -116,7 +112,6 @@
           <w:color w:val="717D7E"/>
           <w:sz w:val="26"/>
           <w:szCs w:val="26"/>
-          <w:lang w:val="en-US"/>
         </w:rPr>
       </w:pPr>
     </w:p>
@@ -127,7 +122,6 @@
           <w:color w:val="717D7E"/>
           <w:sz w:val="26"/>
           <w:szCs w:val="26"/>
-          <w:lang w:val="en-US"/>
         </w:rPr>
       </w:pPr>
     </w:p>
@@ -138,7 +132,6 @@
           <w:color w:val="717D7E"/>
           <w:sz w:val="26"/>
           <w:szCs w:val="26"/>
-          <w:lang w:val="en-US"/>
         </w:rPr>
       </w:pPr>
     </w:p>
@@ -149,7 +142,6 @@
           <w:color w:val="717D7E"/>
           <w:sz w:val="26"/>
           <w:szCs w:val="26"/>
-          <w:lang w:val="en-US"/>
         </w:rPr>
       </w:pPr>
     </w:p>
@@ -160,7 +152,6 @@
           <w:color w:val="717D7E"/>
           <w:sz w:val="26"/>
           <w:szCs w:val="26"/>
-          <w:lang w:val="en-US"/>
         </w:rPr>
       </w:pPr>
     </w:p>
@@ -171,7 +162,6 @@
           <w:color w:val="717D7E"/>
           <w:sz w:val="26"/>
           <w:szCs w:val="26"/>
-          <w:lang w:val="en-US"/>
         </w:rPr>
       </w:pPr>
     </w:p>
@@ -182,7 +172,6 @@
           <w:color w:val="717D7E"/>
           <w:sz w:val="26"/>
           <w:szCs w:val="26"/>
-          <w:lang w:val="en-US"/>
         </w:rPr>
       </w:pPr>
     </w:p>
@@ -193,7 +182,6 @@
           <w:color w:val="717D7E"/>
           <w:sz w:val="26"/>
           <w:szCs w:val="26"/>
-          <w:lang w:val="en-US"/>
         </w:rPr>
       </w:pPr>
     </w:p>
@@ -204,7 +192,6 @@
           <w:color w:val="717D7E"/>
           <w:sz w:val="26"/>
           <w:szCs w:val="26"/>
-          <w:lang w:val="en-US"/>
         </w:rPr>
       </w:pPr>
     </w:p>
@@ -215,7 +202,6 @@
           <w:color w:val="717D7E"/>
           <w:sz w:val="26"/>
           <w:szCs w:val="26"/>
-          <w:lang w:val="en-US"/>
         </w:rPr>
       </w:pPr>
     </w:p>
@@ -226,7 +212,6 @@
           <w:color w:val="717D7E"/>
           <w:sz w:val="26"/>
           <w:szCs w:val="26"/>
-          <w:lang w:val="en-US"/>
         </w:rPr>
       </w:pPr>
     </w:p>
@@ -237,7 +222,6 @@
           <w:color w:val="717D7E"/>
           <w:sz w:val="26"/>
           <w:szCs w:val="26"/>
-          <w:lang w:val="en-US"/>
         </w:rPr>
       </w:pPr>
     </w:p>
@@ -248,7 +232,6 @@
           <w:color w:val="717D7E"/>
           <w:sz w:val="26"/>
           <w:szCs w:val="26"/>
-          <w:lang w:val="en-US"/>
         </w:rPr>
       </w:pPr>
     </w:p>
@@ -259,7 +242,6 @@
           <w:color w:val="717D7E"/>
           <w:sz w:val="26"/>
           <w:szCs w:val="26"/>
-          <w:lang w:val="en-US"/>
         </w:rPr>
       </w:pPr>
     </w:p>
@@ -270,7 +252,6 @@
           <w:color w:val="717D7E"/>
           <w:sz w:val="26"/>
           <w:szCs w:val="26"/>
-          <w:lang w:val="en-US"/>
         </w:rPr>
       </w:pPr>
     </w:p>
@@ -281,7 +262,6 @@
           <w:color w:val="717D7E"/>
           <w:sz w:val="26"/>
           <w:szCs w:val="26"/>
-          <w:lang w:val="en-US"/>
         </w:rPr>
       </w:pPr>
     </w:p>
@@ -292,7 +272,6 @@
           <w:color w:val="717D7E"/>
           <w:sz w:val="26"/>
           <w:szCs w:val="26"/>
-          <w:lang w:val="en-US"/>
         </w:rPr>
       </w:pPr>
     </w:p>
@@ -303,7 +282,6 @@
           <w:color w:val="717D7E"/>
           <w:sz w:val="26"/>
           <w:szCs w:val="26"/>
-          <w:lang w:val="en-US"/>
         </w:rPr>
       </w:pPr>
     </w:p>
@@ -314,7 +292,6 @@
           <w:color w:val="717D7E"/>
           <w:sz w:val="26"/>
           <w:szCs w:val="26"/>
-          <w:lang w:val="en-US"/>
         </w:rPr>
       </w:pPr>
     </w:p>
@@ -325,7 +302,6 @@
           <w:color w:val="717D7E"/>
           <w:sz w:val="26"/>
           <w:szCs w:val="26"/>
-          <w:lang w:val="en-US"/>
         </w:rPr>
       </w:pPr>
     </w:p>
@@ -336,7 +312,6 @@
           <w:color w:val="717D7E"/>
           <w:sz w:val="26"/>
           <w:szCs w:val="26"/>
-          <w:lang w:val="en-US"/>
         </w:rPr>
       </w:pPr>
     </w:p>
@@ -347,7 +322,6 @@
           <w:color w:val="717D7E"/>
           <w:sz w:val="26"/>
           <w:szCs w:val="26"/>
-          <w:lang w:val="en-US"/>
         </w:rPr>
       </w:pPr>
     </w:p>
@@ -358,7 +332,6 @@
           <w:color w:val="717D7E"/>
           <w:sz w:val="26"/>
           <w:szCs w:val="26"/>
-          <w:lang w:val="en-US"/>
         </w:rPr>
       </w:pPr>
     </w:p>
@@ -369,7 +342,6 @@
           <w:color w:val="717D7E"/>
           <w:sz w:val="26"/>
           <w:szCs w:val="26"/>
-          <w:lang w:val="en-US"/>
         </w:rPr>
       </w:pPr>
     </w:p>
@@ -380,7 +352,6 @@
           <w:color w:val="717D7E"/>
           <w:sz w:val="26"/>
           <w:szCs w:val="26"/>
-          <w:lang w:val="en-US"/>
         </w:rPr>
       </w:pPr>
     </w:p>
@@ -423,7 +394,6 @@
         <w:rPr>
           <w:sz w:val="32"/>
           <w:szCs w:val="32"/>
-          <w:lang w:val="en-US"/>
         </w:rPr>
       </w:pPr>
       <w:r>
@@ -440,174 +410,91 @@
     <w:p>
       <w:pPr>
         <w:ind w:left="720"/>
-        <w:rPr>
-          <w:lang w:val="en-US"/>
-        </w:rPr>
-      </w:pPr>
-    </w:p>
-    <w:p>
-      <w:pPr>
-        <w:rPr>
-          <w:lang w:val="en-US"/>
-        </w:rPr>
-      </w:pPr>
-      <w:r>
-        <w:rPr>
-          <w:lang w:val="en-US"/>
-        </w:rPr>
+      </w:pPr>
+    </w:p>
+    <w:p>
+      <w:r>
         <w:t>Stores the different tiers of accounts available to customers.</w:t>
       </w:r>
     </w:p>
     <w:p>
       <w:pPr>
         <w:ind w:left="720"/>
-        <w:rPr>
-          <w:lang w:val="en-US"/>
-        </w:rPr>
-      </w:pPr>
-    </w:p>
-    <w:p>
-      <w:pPr>
-        <w:rPr>
-          <w:lang w:val="en-US"/>
-        </w:rPr>
-      </w:pPr>
-      <w:r>
-        <w:rPr>
-          <w:lang w:val="en-US"/>
-        </w:rPr>
+      </w:pPr>
+    </w:p>
+    <w:p>
+      <w:r>
         <w:t>Primary Key: ID (int, Identity 1,1)</w:t>
       </w:r>
     </w:p>
     <w:p>
       <w:pPr>
         <w:ind w:left="720"/>
-        <w:rPr>
-          <w:lang w:val="en-US"/>
-        </w:rPr>
-      </w:pPr>
-    </w:p>
-    <w:p>
-      <w:pPr>
-        <w:spacing w:line="360" w:lineRule="auto"/>
-        <w:rPr>
-          <w:lang w:val="en-US"/>
-        </w:rPr>
-      </w:pPr>
-      <w:r>
-        <w:rPr>
-          <w:lang w:val="en-US"/>
-        </w:rPr>
+      </w:pPr>
+    </w:p>
+    <w:p>
+      <w:pPr>
+        <w:spacing w:line="360" w:lineRule="auto"/>
+      </w:pPr>
+      <w:r>
         <w:t>Attributes:</w:t>
       </w:r>
     </w:p>
     <w:p>
       <w:pPr>
         <w:spacing w:line="360" w:lineRule="auto"/>
-        <w:rPr>
-          <w:lang w:val="en-US"/>
-        </w:rPr>
-      </w:pPr>
-      <w:r>
-        <w:rPr>
-          <w:lang w:val="en-US"/>
-        </w:rPr>
+      </w:pPr>
+      <w:r>
         <w:t>Name (</w:t>
       </w:r>
       <w:proofErr w:type="spellStart"/>
       <w:proofErr w:type="gramStart"/>
       <w:r>
-        <w:rPr>
-          <w:lang w:val="en-US"/>
-        </w:rPr>
         <w:t>nvarchar</w:t>
       </w:r>
       <w:proofErr w:type="spellEnd"/>
       <w:r>
-        <w:rPr>
-          <w:lang w:val="en-US"/>
-        </w:rPr>
         <w:t>(</w:t>
       </w:r>
       <w:proofErr w:type="gramEnd"/>
       <w:r>
-        <w:rPr>
-          <w:lang w:val="en-US"/>
-        </w:rPr>
         <w:t>100)) — Constraint: Cannot be NULL.</w:t>
       </w:r>
     </w:p>
     <w:p>
       <w:pPr>
         <w:spacing w:line="360" w:lineRule="auto"/>
-        <w:rPr>
-          <w:lang w:val="en-US"/>
-        </w:rPr>
-      </w:pPr>
-      <w:proofErr w:type="spellStart"/>
-      <w:r>
-        <w:rPr>
-          <w:lang w:val="en-US"/>
-        </w:rPr>
+      </w:pPr>
+      <w:proofErr w:type="spellStart"/>
+      <w:r>
         <w:t>CreatedOnDate</w:t>
       </w:r>
       <w:proofErr w:type="spellEnd"/>
       <w:r>
-        <w:rPr>
-          <w:lang w:val="en-US"/>
-        </w:rPr>
         <w:t xml:space="preserve"> (datetime) — Constraint: Defaults to current date/time.</w:t>
       </w:r>
     </w:p>
     <w:p>
       <w:pPr>
         <w:spacing w:line="360" w:lineRule="auto"/>
-        <w:rPr>
-          <w:lang w:val="en-US"/>
-        </w:rPr>
-      </w:pPr>
-      <w:proofErr w:type="spellStart"/>
-      <w:r>
-        <w:rPr>
-          <w:lang w:val="en-US"/>
-        </w:rPr>
+      </w:pPr>
+      <w:proofErr w:type="spellStart"/>
+      <w:r>
         <w:t>UpdatedOnDate</w:t>
       </w:r>
       <w:proofErr w:type="spellEnd"/>
       <w:r>
-        <w:rPr>
-          <w:lang w:val="en-US"/>
-        </w:rPr>
         <w:t xml:space="preserve"> (datetime) — Constraint: Allows NULL.</w:t>
       </w:r>
     </w:p>
-    <w:p>
-      <w:pPr>
-        <w:rPr>
-          <w:lang w:val="en-US"/>
-        </w:rPr>
-      </w:pPr>
-    </w:p>
-    <w:p>
-      <w:pPr>
-        <w:rPr>
-          <w:lang w:val="en-US"/>
-        </w:rPr>
-      </w:pPr>
-    </w:p>
-    <w:p>
-      <w:pPr>
-        <w:rPr>
-          <w:lang w:val="en-US"/>
-        </w:rPr>
-      </w:pPr>
-    </w:p>
-    <w:p>
-      <w:pPr>
-        <w:rPr>
-          <w:b/>
-          <w:bCs/>
-          <w:lang w:val="en-US"/>
+    <w:p/>
+    <w:p/>
+    <w:p/>
+    <w:p>
+      <w:pPr>
+        <w:rPr>
+          <w:b/>
+          <w:bCs/>
         </w:rPr>
       </w:pPr>
       <w:r>
@@ -624,210 +511,112 @@
     <w:p>
       <w:pPr>
         <w:ind w:left="720"/>
-        <w:rPr>
-          <w:lang w:val="en-US"/>
-        </w:rPr>
-      </w:pPr>
-    </w:p>
-    <w:p>
-      <w:pPr>
-        <w:rPr>
-          <w:lang w:val="en-US"/>
-        </w:rPr>
-      </w:pPr>
-      <w:r>
-        <w:rPr>
-          <w:lang w:val="en-US"/>
-        </w:rPr>
+      </w:pPr>
+    </w:p>
+    <w:p>
+      <w:r>
         <w:t>Defines product categories and allows for a parent-child hierarchy.</w:t>
       </w:r>
     </w:p>
     <w:p>
       <w:pPr>
         <w:ind w:left="720"/>
-        <w:rPr>
-          <w:lang w:val="en-US"/>
-        </w:rPr>
-      </w:pPr>
-    </w:p>
-    <w:p>
-      <w:pPr>
-        <w:rPr>
-          <w:lang w:val="en-US"/>
-        </w:rPr>
-      </w:pPr>
-      <w:r>
-        <w:rPr>
-          <w:lang w:val="en-US"/>
-        </w:rPr>
+      </w:pPr>
+    </w:p>
+    <w:p>
+      <w:r>
         <w:t>Primary Key: ID (int, Identity 1,1)</w:t>
       </w:r>
     </w:p>
     <w:p>
       <w:pPr>
         <w:ind w:left="720"/>
-        <w:rPr>
-          <w:lang w:val="en-US"/>
-        </w:rPr>
-      </w:pPr>
-    </w:p>
-    <w:p>
-      <w:pPr>
-        <w:spacing w:line="360" w:lineRule="auto"/>
-        <w:rPr>
-          <w:lang w:val="en-US"/>
-        </w:rPr>
-      </w:pPr>
-      <w:r>
-        <w:rPr>
-          <w:lang w:val="en-US"/>
-        </w:rPr>
+      </w:pPr>
+    </w:p>
+    <w:p>
+      <w:pPr>
+        <w:spacing w:line="360" w:lineRule="auto"/>
+      </w:pPr>
+      <w:r>
         <w:t>Attributes:</w:t>
       </w:r>
     </w:p>
     <w:p>
       <w:pPr>
         <w:spacing w:line="360" w:lineRule="auto"/>
-        <w:rPr>
-          <w:lang w:val="en-US"/>
-        </w:rPr>
-      </w:pPr>
-      <w:r>
-        <w:rPr>
-          <w:lang w:val="en-US"/>
-        </w:rPr>
+      </w:pPr>
+      <w:r>
         <w:t>Name (</w:t>
       </w:r>
       <w:proofErr w:type="spellStart"/>
       <w:proofErr w:type="gramStart"/>
       <w:r>
-        <w:rPr>
-          <w:lang w:val="en-US"/>
-        </w:rPr>
         <w:t>nvarchar</w:t>
       </w:r>
       <w:proofErr w:type="spellEnd"/>
       <w:r>
-        <w:rPr>
-          <w:lang w:val="en-US"/>
-        </w:rPr>
         <w:t>(</w:t>
       </w:r>
       <w:proofErr w:type="gramEnd"/>
       <w:r>
-        <w:rPr>
-          <w:lang w:val="en-US"/>
-        </w:rPr>
         <w:t>100)) — Constraint: Cannot be NULL.</w:t>
       </w:r>
     </w:p>
     <w:p>
       <w:pPr>
         <w:spacing w:line="360" w:lineRule="auto"/>
-        <w:rPr>
-          <w:lang w:val="en-US"/>
-        </w:rPr>
-      </w:pPr>
-      <w:proofErr w:type="spellStart"/>
-      <w:r>
-        <w:rPr>
-          <w:lang w:val="en-US"/>
-        </w:rPr>
+      </w:pPr>
+      <w:proofErr w:type="spellStart"/>
+      <w:r>
         <w:t>ParentID</w:t>
       </w:r>
       <w:proofErr w:type="spellEnd"/>
       <w:r>
-        <w:rPr>
-          <w:lang w:val="en-US"/>
-        </w:rPr>
         <w:t xml:space="preserve"> (int) — Constraint: Foreign Key references </w:t>
       </w:r>
       <w:proofErr w:type="gramStart"/>
       <w:r>
-        <w:rPr>
-          <w:lang w:val="en-US"/>
-        </w:rPr>
         <w:t>Category(</w:t>
       </w:r>
       <w:proofErr w:type="gramEnd"/>
       <w:r>
-        <w:rPr>
-          <w:lang w:val="en-US"/>
-        </w:rPr>
         <w:t>ID). Allows NULL.</w:t>
       </w:r>
     </w:p>
     <w:p>
       <w:pPr>
         <w:spacing w:line="360" w:lineRule="auto"/>
-        <w:rPr>
-          <w:lang w:val="en-US"/>
-        </w:rPr>
-      </w:pPr>
-      <w:proofErr w:type="spellStart"/>
-      <w:r>
-        <w:rPr>
-          <w:lang w:val="en-US"/>
-        </w:rPr>
+      </w:pPr>
+      <w:proofErr w:type="spellStart"/>
+      <w:r>
         <w:t>CreatedOnDate</w:t>
       </w:r>
       <w:proofErr w:type="spellEnd"/>
       <w:r>
-        <w:rPr>
-          <w:lang w:val="en-US"/>
-        </w:rPr>
         <w:t xml:space="preserve"> (datetime) — Constraint: Defaults to current date/time.</w:t>
       </w:r>
     </w:p>
     <w:p>
       <w:pPr>
         <w:spacing w:line="360" w:lineRule="auto"/>
-        <w:rPr>
-          <w:lang w:val="en-US"/>
-        </w:rPr>
-      </w:pPr>
-      <w:proofErr w:type="spellStart"/>
-      <w:r>
-        <w:rPr>
-          <w:lang w:val="en-US"/>
-        </w:rPr>
+      </w:pPr>
+      <w:proofErr w:type="spellStart"/>
+      <w:r>
         <w:t>UpdatedOnDate</w:t>
       </w:r>
       <w:proofErr w:type="spellEnd"/>
       <w:r>
-        <w:rPr>
-          <w:lang w:val="en-US"/>
-        </w:rPr>
         <w:t xml:space="preserve"> (datetime) — Constraint: Allows NULL.</w:t>
       </w:r>
     </w:p>
-    <w:p>
-      <w:pPr>
-        <w:rPr>
-          <w:lang w:val="en-US"/>
-        </w:rPr>
-      </w:pPr>
-    </w:p>
-    <w:p>
-      <w:pPr>
-        <w:rPr>
-          <w:lang w:val="en-US"/>
-        </w:rPr>
-      </w:pPr>
-    </w:p>
-    <w:p>
-      <w:pPr>
-        <w:rPr>
-          <w:lang w:val="en-US"/>
-        </w:rPr>
-      </w:pPr>
-    </w:p>
-    <w:p>
-      <w:pPr>
-        <w:rPr>
-          <w:b/>
-          <w:bCs/>
-          <w:lang w:val="en-US"/>
+    <w:p/>
+    <w:p/>
+    <w:p/>
+    <w:p>
+      <w:pPr>
+        <w:rPr>
+          <w:b/>
+          <w:bCs/>
         </w:rPr>
       </w:pPr>
       <w:r>
@@ -844,189 +633,107 @@
     <w:p>
       <w:pPr>
         <w:ind w:left="720"/>
-        <w:rPr>
-          <w:lang w:val="en-US"/>
-        </w:rPr>
-      </w:pPr>
-    </w:p>
-    <w:p>
-      <w:pPr>
-        <w:rPr>
-          <w:lang w:val="en-US"/>
-        </w:rPr>
-      </w:pPr>
-      <w:r>
-        <w:rPr>
-          <w:lang w:val="en-US"/>
-        </w:rPr>
+      </w:pPr>
+    </w:p>
+    <w:p>
+      <w:r>
         <w:t>Stores geographic country data mapped to larger regions.</w:t>
       </w:r>
     </w:p>
     <w:p>
       <w:pPr>
         <w:ind w:left="720"/>
-        <w:rPr>
-          <w:lang w:val="en-US"/>
-        </w:rPr>
-      </w:pPr>
-    </w:p>
-    <w:p>
-      <w:pPr>
-        <w:rPr>
-          <w:lang w:val="en-US"/>
-        </w:rPr>
-      </w:pPr>
-      <w:r>
-        <w:rPr>
-          <w:lang w:val="en-US"/>
-        </w:rPr>
+      </w:pPr>
+    </w:p>
+    <w:p>
+      <w:r>
         <w:t>Primary Key: ID (int, Identity 1,1)</w:t>
       </w:r>
     </w:p>
     <w:p>
       <w:pPr>
         <w:ind w:left="720"/>
-        <w:rPr>
-          <w:lang w:val="en-US"/>
-        </w:rPr>
-      </w:pPr>
-    </w:p>
-    <w:p>
-      <w:pPr>
-        <w:spacing w:line="360" w:lineRule="auto"/>
-        <w:rPr>
-          <w:lang w:val="en-US"/>
-        </w:rPr>
-      </w:pPr>
-      <w:r>
-        <w:rPr>
-          <w:lang w:val="en-US"/>
-        </w:rPr>
+      </w:pPr>
+    </w:p>
+    <w:p>
+      <w:pPr>
+        <w:spacing w:line="360" w:lineRule="auto"/>
+      </w:pPr>
+      <w:r>
         <w:t>Attributes:</w:t>
       </w:r>
     </w:p>
     <w:p>
       <w:pPr>
         <w:spacing w:line="360" w:lineRule="auto"/>
-        <w:rPr>
-          <w:lang w:val="en-US"/>
-        </w:rPr>
-      </w:pPr>
-      <w:r>
-        <w:rPr>
-          <w:lang w:val="en-US"/>
-        </w:rPr>
+      </w:pPr>
+      <w:r>
         <w:t>Name (</w:t>
       </w:r>
       <w:proofErr w:type="spellStart"/>
       <w:proofErr w:type="gramStart"/>
       <w:r>
-        <w:rPr>
-          <w:lang w:val="en-US"/>
-        </w:rPr>
         <w:t>nvarchar</w:t>
       </w:r>
       <w:proofErr w:type="spellEnd"/>
       <w:r>
-        <w:rPr>
-          <w:lang w:val="en-US"/>
-        </w:rPr>
         <w:t>(</w:t>
       </w:r>
       <w:proofErr w:type="gramEnd"/>
       <w:r>
-        <w:rPr>
-          <w:lang w:val="en-US"/>
-        </w:rPr>
         <w:t>100)) — Constraint: Cannot be NULL.</w:t>
       </w:r>
     </w:p>
     <w:p>
       <w:pPr>
         <w:spacing w:line="360" w:lineRule="auto"/>
-        <w:rPr>
-          <w:lang w:val="en-US"/>
-        </w:rPr>
-      </w:pPr>
-      <w:proofErr w:type="spellStart"/>
-      <w:r>
-        <w:rPr>
-          <w:lang w:val="en-US"/>
-        </w:rPr>
+      </w:pPr>
+      <w:proofErr w:type="spellStart"/>
+      <w:r>
         <w:t>RegionID</w:t>
       </w:r>
       <w:proofErr w:type="spellEnd"/>
       <w:r>
-        <w:rPr>
-          <w:lang w:val="en-US"/>
-        </w:rPr>
         <w:t xml:space="preserve"> (int) — Constraint: Foreign Key references </w:t>
       </w:r>
       <w:proofErr w:type="gramStart"/>
       <w:r>
-        <w:rPr>
-          <w:lang w:val="en-US"/>
-        </w:rPr>
         <w:t>Region(</w:t>
       </w:r>
       <w:proofErr w:type="gramEnd"/>
       <w:r>
-        <w:rPr>
-          <w:lang w:val="en-US"/>
-        </w:rPr>
         <w:t>ID). Cannot be NULL.</w:t>
       </w:r>
     </w:p>
     <w:p>
       <w:pPr>
         <w:spacing w:line="360" w:lineRule="auto"/>
-        <w:rPr>
-          <w:lang w:val="en-US"/>
-        </w:rPr>
-      </w:pPr>
-      <w:proofErr w:type="spellStart"/>
-      <w:r>
-        <w:rPr>
-          <w:lang w:val="en-US"/>
-        </w:rPr>
+      </w:pPr>
+      <w:proofErr w:type="spellStart"/>
+      <w:r>
         <w:t>CreatedOnDate</w:t>
       </w:r>
       <w:proofErr w:type="spellEnd"/>
       <w:r>
-        <w:rPr>
-          <w:lang w:val="en-US"/>
-        </w:rPr>
         <w:t xml:space="preserve"> (datetime) — Constraint: Defaults to current date/time.</w:t>
       </w:r>
     </w:p>
     <w:p>
       <w:pPr>
         <w:spacing w:line="360" w:lineRule="auto"/>
-        <w:rPr>
-          <w:lang w:val="en-US"/>
-        </w:rPr>
-      </w:pPr>
-      <w:proofErr w:type="spellStart"/>
-      <w:r>
-        <w:rPr>
-          <w:lang w:val="en-US"/>
-        </w:rPr>
+      </w:pPr>
+      <w:proofErr w:type="spellStart"/>
+      <w:r>
         <w:t>UpdatedOnDate</w:t>
       </w:r>
       <w:proofErr w:type="spellEnd"/>
       <w:r>
-        <w:rPr>
-          <w:lang w:val="en-US"/>
-        </w:rPr>
         <w:t xml:space="preserve"> (datetime) — Constraint: Allows NULL.</w:t>
       </w:r>
     </w:p>
     <w:p>
       <w:pPr>
         <w:spacing w:line="360" w:lineRule="auto"/>
-        <w:rPr>
-          <w:lang w:val="en-US"/>
-        </w:rPr>
       </w:pPr>
       <w:r>
         <w:rPr>
@@ -1043,322 +750,181 @@
     <w:p>
       <w:pPr>
         <w:ind w:left="720"/>
-        <w:rPr>
-          <w:lang w:val="en-US"/>
-        </w:rPr>
-      </w:pPr>
-    </w:p>
-    <w:p>
-      <w:pPr>
-        <w:rPr>
-          <w:lang w:val="en-US"/>
-        </w:rPr>
-      </w:pPr>
-      <w:r>
-        <w:rPr>
-          <w:lang w:val="en-US"/>
-        </w:rPr>
+      </w:pPr>
+    </w:p>
+    <w:p>
+      <w:r>
         <w:t>Contains profile and credit data for company customers.</w:t>
       </w:r>
     </w:p>
     <w:p>
       <w:pPr>
         <w:ind w:left="720"/>
-        <w:rPr>
-          <w:lang w:val="en-US"/>
-        </w:rPr>
-      </w:pPr>
-    </w:p>
-    <w:p>
-      <w:pPr>
-        <w:rPr>
-          <w:lang w:val="en-US"/>
-        </w:rPr>
-      </w:pPr>
-      <w:r>
-        <w:rPr>
-          <w:lang w:val="en-US"/>
-        </w:rPr>
+      </w:pPr>
+    </w:p>
+    <w:p>
+      <w:r>
         <w:t>Primary Key: ID (int, Identity 1,1)</w:t>
       </w:r>
     </w:p>
     <w:p>
       <w:pPr>
         <w:ind w:left="720"/>
-        <w:rPr>
-          <w:lang w:val="en-US"/>
-        </w:rPr>
-      </w:pPr>
-    </w:p>
-    <w:p>
-      <w:pPr>
-        <w:spacing w:line="360" w:lineRule="auto"/>
-        <w:rPr>
-          <w:lang w:val="en-US"/>
-        </w:rPr>
-      </w:pPr>
-      <w:r>
-        <w:rPr>
-          <w:lang w:val="en-US"/>
-        </w:rPr>
+      </w:pPr>
+    </w:p>
+    <w:p>
+      <w:pPr>
+        <w:spacing w:line="360" w:lineRule="auto"/>
+      </w:pPr>
+      <w:r>
         <w:t>Attributes:</w:t>
       </w:r>
     </w:p>
     <w:p>
       <w:pPr>
         <w:spacing w:line="360" w:lineRule="auto"/>
-        <w:rPr>
-          <w:lang w:val="en-US"/>
-        </w:rPr>
-      </w:pPr>
-      <w:r>
-        <w:rPr>
-          <w:lang w:val="en-US"/>
-        </w:rPr>
+      </w:pPr>
+      <w:r>
         <w:t>Name (</w:t>
       </w:r>
       <w:proofErr w:type="spellStart"/>
       <w:proofErr w:type="gramStart"/>
       <w:r>
-        <w:rPr>
-          <w:lang w:val="en-US"/>
-        </w:rPr>
         <w:t>nvarchar</w:t>
       </w:r>
       <w:proofErr w:type="spellEnd"/>
       <w:r>
-        <w:rPr>
-          <w:lang w:val="en-US"/>
-        </w:rPr>
         <w:t>(</w:t>
       </w:r>
       <w:proofErr w:type="gramEnd"/>
       <w:r>
-        <w:rPr>
-          <w:lang w:val="en-US"/>
-        </w:rPr>
         <w:t>100)) — Constraint: Cannot be NULL.</w:t>
       </w:r>
     </w:p>
     <w:p>
       <w:pPr>
         <w:spacing w:line="360" w:lineRule="auto"/>
-        <w:rPr>
-          <w:lang w:val="en-US"/>
-        </w:rPr>
-      </w:pPr>
-      <w:proofErr w:type="spellStart"/>
-      <w:r>
-        <w:rPr>
-          <w:lang w:val="en-US"/>
-        </w:rPr>
+      </w:pPr>
+      <w:proofErr w:type="spellStart"/>
+      <w:r>
         <w:t>BillingAddress</w:t>
       </w:r>
       <w:proofErr w:type="spellEnd"/>
       <w:r>
-        <w:rPr>
-          <w:lang w:val="en-US"/>
-        </w:rPr>
         <w:t xml:space="preserve"> (</w:t>
       </w:r>
       <w:proofErr w:type="spellStart"/>
       <w:proofErr w:type="gramStart"/>
       <w:r>
-        <w:rPr>
-          <w:lang w:val="en-US"/>
-        </w:rPr>
         <w:t>nvarchar</w:t>
       </w:r>
       <w:proofErr w:type="spellEnd"/>
       <w:r>
-        <w:rPr>
-          <w:lang w:val="en-US"/>
-        </w:rPr>
         <w:t>(</w:t>
       </w:r>
       <w:proofErr w:type="gramEnd"/>
       <w:r>
-        <w:rPr>
-          <w:lang w:val="en-US"/>
-        </w:rPr>
         <w:t>200)) — Constraint: Cannot be NULL.</w:t>
       </w:r>
     </w:p>
     <w:p>
       <w:pPr>
         <w:spacing w:line="360" w:lineRule="auto"/>
-        <w:rPr>
-          <w:lang w:val="en-US"/>
-        </w:rPr>
-      </w:pPr>
-      <w:proofErr w:type="spellStart"/>
-      <w:r>
-        <w:rPr>
-          <w:lang w:val="en-US"/>
-        </w:rPr>
+      </w:pPr>
+      <w:proofErr w:type="spellStart"/>
+      <w:r>
         <w:t>CountryID</w:t>
       </w:r>
       <w:proofErr w:type="spellEnd"/>
       <w:r>
-        <w:rPr>
-          <w:lang w:val="en-US"/>
-        </w:rPr>
         <w:t xml:space="preserve"> (int) — Constraint: Foreign Key references </w:t>
       </w:r>
       <w:proofErr w:type="gramStart"/>
       <w:r>
-        <w:rPr>
-          <w:lang w:val="en-US"/>
-        </w:rPr>
         <w:t>Country(</w:t>
       </w:r>
       <w:proofErr w:type="gramEnd"/>
       <w:r>
-        <w:rPr>
-          <w:lang w:val="en-US"/>
-        </w:rPr>
         <w:t>ID). Cannot be NULL.</w:t>
       </w:r>
     </w:p>
     <w:p>
       <w:pPr>
         <w:spacing w:line="360" w:lineRule="auto"/>
-        <w:rPr>
-          <w:lang w:val="en-US"/>
-        </w:rPr>
-      </w:pPr>
-      <w:proofErr w:type="spellStart"/>
-      <w:r>
-        <w:rPr>
-          <w:lang w:val="en-US"/>
-        </w:rPr>
+      </w:pPr>
+      <w:proofErr w:type="spellStart"/>
+      <w:r>
         <w:t>CreditLimit</w:t>
       </w:r>
       <w:proofErr w:type="spellEnd"/>
       <w:r>
-        <w:rPr>
-          <w:lang w:val="en-US"/>
-        </w:rPr>
         <w:t xml:space="preserve"> (float) — Constraint: Must be greater than 0. Cannot be NULL.</w:t>
       </w:r>
     </w:p>
     <w:p>
       <w:pPr>
         <w:spacing w:line="360" w:lineRule="auto"/>
-        <w:rPr>
-          <w:lang w:val="en-US"/>
-        </w:rPr>
-      </w:pPr>
-      <w:proofErr w:type="spellStart"/>
-      <w:r>
-        <w:rPr>
-          <w:lang w:val="en-US"/>
-        </w:rPr>
+      </w:pPr>
+      <w:proofErr w:type="spellStart"/>
+      <w:r>
         <w:t>AccountTierID</w:t>
       </w:r>
       <w:proofErr w:type="spellEnd"/>
       <w:r>
-        <w:rPr>
-          <w:lang w:val="en-US"/>
-        </w:rPr>
         <w:t xml:space="preserve"> (int) — Constraint: Foreign Key references </w:t>
       </w:r>
       <w:proofErr w:type="spellStart"/>
       <w:proofErr w:type="gramStart"/>
       <w:r>
-        <w:rPr>
-          <w:lang w:val="en-US"/>
-        </w:rPr>
         <w:t>AccountTier</w:t>
       </w:r>
       <w:proofErr w:type="spellEnd"/>
       <w:r>
-        <w:rPr>
-          <w:lang w:val="en-US"/>
-        </w:rPr>
         <w:t>(</w:t>
       </w:r>
       <w:proofErr w:type="gramEnd"/>
       <w:r>
-        <w:rPr>
-          <w:lang w:val="en-US"/>
-        </w:rPr>
         <w:t>ID). Cannot be NULL.</w:t>
       </w:r>
     </w:p>
     <w:p>
       <w:pPr>
         <w:spacing w:line="360" w:lineRule="auto"/>
-        <w:rPr>
-          <w:lang w:val="en-US"/>
-        </w:rPr>
-      </w:pPr>
-      <w:proofErr w:type="spellStart"/>
-      <w:r>
-        <w:rPr>
-          <w:lang w:val="en-US"/>
-        </w:rPr>
+      </w:pPr>
+      <w:proofErr w:type="spellStart"/>
+      <w:r>
         <w:t>CreatedOnDate</w:t>
       </w:r>
       <w:proofErr w:type="spellEnd"/>
       <w:r>
-        <w:rPr>
-          <w:lang w:val="en-US"/>
-        </w:rPr>
         <w:t xml:space="preserve"> (datetime) — Constraint: Defaults to current date/time.</w:t>
       </w:r>
     </w:p>
     <w:p>
       <w:pPr>
         <w:spacing w:line="360" w:lineRule="auto"/>
-        <w:rPr>
-          <w:lang w:val="en-US"/>
-        </w:rPr>
-      </w:pPr>
-      <w:proofErr w:type="spellStart"/>
-      <w:r>
-        <w:rPr>
-          <w:lang w:val="en-US"/>
-        </w:rPr>
+      </w:pPr>
+      <w:proofErr w:type="spellStart"/>
+      <w:r>
         <w:t>UpdatedOnDate</w:t>
       </w:r>
       <w:proofErr w:type="spellEnd"/>
       <w:r>
-        <w:rPr>
-          <w:lang w:val="en-US"/>
-        </w:rPr>
         <w:t xml:space="preserve"> (datetime) — Constraint: Allows NULL.</w:t>
       </w:r>
     </w:p>
     <w:p>
       <w:pPr>
         <w:ind w:left="720"/>
-        <w:rPr>
-          <w:lang w:val="en-US"/>
-        </w:rPr>
-      </w:pPr>
-    </w:p>
-    <w:p>
-      <w:pPr>
-        <w:ind w:left="720"/>
-        <w:rPr>
-          <w:lang w:val="en-US"/>
-        </w:rPr>
-      </w:pPr>
-    </w:p>
-    <w:p>
-      <w:pPr>
-        <w:rPr>
-          <w:lang w:val="en-US"/>
-        </w:rPr>
-      </w:pPr>
-    </w:p>
-    <w:p>
-      <w:pPr>
-        <w:rPr>
-          <w:lang w:val="en-US"/>
-        </w:rPr>
-      </w:pPr>
+      </w:pPr>
+    </w:p>
+    <w:p>
+      <w:pPr>
+        <w:ind w:left="720"/>
+      </w:pPr>
+    </w:p>
+    <w:p/>
+    <w:p>
       <w:r>
         <w:rPr>
           <w:b/>
@@ -1373,373 +939,216 @@
     <w:p>
       <w:pPr>
         <w:ind w:left="720"/>
-        <w:rPr>
-          <w:lang w:val="en-US"/>
-        </w:rPr>
-      </w:pPr>
-    </w:p>
-    <w:p>
-      <w:pPr>
-        <w:rPr>
-          <w:lang w:val="en-US"/>
-        </w:rPr>
-      </w:pPr>
-      <w:r>
-        <w:rPr>
-          <w:lang w:val="en-US"/>
-        </w:rPr>
+      </w:pPr>
+    </w:p>
+    <w:p>
+      <w:r>
         <w:t>A standard calendar dimension table for advanced time-based reporting.</w:t>
       </w:r>
     </w:p>
     <w:p>
       <w:pPr>
         <w:ind w:left="720"/>
-        <w:rPr>
-          <w:lang w:val="en-US"/>
-        </w:rPr>
-      </w:pPr>
-    </w:p>
-    <w:p>
-      <w:pPr>
-        <w:rPr>
-          <w:lang w:val="en-US"/>
-        </w:rPr>
-      </w:pPr>
-      <w:r>
-        <w:rPr>
-          <w:lang w:val="en-US"/>
-        </w:rPr>
-        <w:t>Primary Key: ID (int, Identity 1,1)</w:t>
-      </w:r>
-    </w:p>
-    <w:p>
-      <w:pPr>
-        <w:ind w:left="720"/>
-        <w:rPr>
-          <w:lang w:val="en-US"/>
-        </w:rPr>
-      </w:pPr>
-    </w:p>
-    <w:p>
-      <w:pPr>
-        <w:spacing w:line="360" w:lineRule="auto"/>
-        <w:rPr>
-          <w:lang w:val="en-US"/>
-        </w:rPr>
-      </w:pPr>
-      <w:r>
-        <w:rPr>
-          <w:lang w:val="en-US"/>
-        </w:rPr>
+      </w:pPr>
+    </w:p>
+    <w:p>
+      <w:r>
+        <w:t xml:space="preserve">Primary Key: </w:t>
+      </w:r>
+      <w:proofErr w:type="spellStart"/>
+      <w:r>
+        <w:t>DateKey</w:t>
+      </w:r>
+      <w:proofErr w:type="spellEnd"/>
+      <w:r>
+        <w:t xml:space="preserve"> (int)</w:t>
+      </w:r>
+    </w:p>
+    <w:p>
+      <w:pPr>
+        <w:ind w:left="720"/>
+      </w:pPr>
+    </w:p>
+    <w:p>
+      <w:pPr>
+        <w:spacing w:line="360" w:lineRule="auto"/>
+      </w:pPr>
+      <w:r>
         <w:t>Attributes:</w:t>
       </w:r>
     </w:p>
     <w:p>
       <w:pPr>
         <w:spacing w:line="360" w:lineRule="auto"/>
-        <w:rPr>
-          <w:lang w:val="en-US"/>
-        </w:rPr>
-      </w:pPr>
-      <w:proofErr w:type="spellStart"/>
-      <w:r>
-        <w:rPr>
-          <w:lang w:val="en-US"/>
-        </w:rPr>
+      </w:pPr>
+      <w:proofErr w:type="spellStart"/>
+      <w:r>
         <w:t>FullDate</w:t>
       </w:r>
       <w:proofErr w:type="spellEnd"/>
       <w:r>
-        <w:rPr>
-          <w:lang w:val="en-US"/>
-        </w:rPr>
         <w:t xml:space="preserve"> (datetime) — Constraint: Cannot be NULL.</w:t>
       </w:r>
     </w:p>
     <w:p>
       <w:pPr>
         <w:spacing w:line="360" w:lineRule="auto"/>
-        <w:rPr>
-          <w:lang w:val="en-US"/>
-        </w:rPr>
-      </w:pPr>
-      <w:r>
-        <w:rPr>
-          <w:lang w:val="en-US"/>
-        </w:rPr>
+      </w:pPr>
+      <w:r>
         <w:t>Year (int) — Constraint: Must be greater than 0. Cannot be NULL.</w:t>
       </w:r>
     </w:p>
     <w:p>
       <w:pPr>
         <w:spacing w:line="360" w:lineRule="auto"/>
-        <w:rPr>
-          <w:lang w:val="en-US"/>
-        </w:rPr>
-      </w:pPr>
-      <w:r>
-        <w:rPr>
-          <w:lang w:val="en-US"/>
-        </w:rPr>
+      </w:pPr>
+      <w:r>
         <w:t>Quarter (int) — Constraint: Must be between 1 and 4. Cannot be NULL.</w:t>
       </w:r>
     </w:p>
     <w:p>
       <w:pPr>
         <w:spacing w:line="360" w:lineRule="auto"/>
-        <w:rPr>
-          <w:lang w:val="en-US"/>
-        </w:rPr>
-      </w:pPr>
-      <w:proofErr w:type="spellStart"/>
-      <w:r>
-        <w:rPr>
-          <w:lang w:val="en-US"/>
-        </w:rPr>
+      </w:pPr>
+      <w:proofErr w:type="spellStart"/>
+      <w:r>
         <w:t>MonthNum</w:t>
       </w:r>
       <w:proofErr w:type="spellEnd"/>
       <w:r>
-        <w:rPr>
-          <w:lang w:val="en-US"/>
-        </w:rPr>
         <w:t xml:space="preserve"> (int) — Constraint: Must be between 1 and 12. Cannot be NULL.</w:t>
       </w:r>
     </w:p>
     <w:p>
       <w:pPr>
         <w:spacing w:line="360" w:lineRule="auto"/>
-        <w:rPr>
-          <w:lang w:val="en-US"/>
-        </w:rPr>
-      </w:pPr>
-      <w:proofErr w:type="spellStart"/>
-      <w:r>
-        <w:rPr>
-          <w:lang w:val="en-US"/>
-        </w:rPr>
+      </w:pPr>
+      <w:proofErr w:type="spellStart"/>
+      <w:r>
         <w:t>MonthName</w:t>
       </w:r>
       <w:proofErr w:type="spellEnd"/>
       <w:r>
-        <w:rPr>
-          <w:lang w:val="en-US"/>
-        </w:rPr>
         <w:t xml:space="preserve"> (</w:t>
       </w:r>
       <w:proofErr w:type="spellStart"/>
       <w:proofErr w:type="gramStart"/>
       <w:r>
-        <w:rPr>
-          <w:lang w:val="en-US"/>
-        </w:rPr>
         <w:t>nvarchar</w:t>
       </w:r>
       <w:proofErr w:type="spellEnd"/>
       <w:r>
-        <w:rPr>
-          <w:lang w:val="en-US"/>
-        </w:rPr>
         <w:t>(</w:t>
       </w:r>
       <w:proofErr w:type="gramEnd"/>
       <w:r>
-        <w:rPr>
-          <w:lang w:val="en-US"/>
-        </w:rPr>
         <w:t>50)) — Constraint: Cannot be NULL.</w:t>
       </w:r>
     </w:p>
     <w:p>
       <w:pPr>
         <w:spacing w:line="360" w:lineRule="auto"/>
-        <w:rPr>
-          <w:lang w:val="en-US"/>
-        </w:rPr>
-      </w:pPr>
-      <w:proofErr w:type="spellStart"/>
-      <w:r>
-        <w:rPr>
-          <w:lang w:val="en-US"/>
-        </w:rPr>
+      </w:pPr>
+      <w:proofErr w:type="spellStart"/>
+      <w:r>
         <w:t>WeekNum</w:t>
       </w:r>
       <w:proofErr w:type="spellEnd"/>
       <w:r>
-        <w:rPr>
-          <w:lang w:val="en-US"/>
-        </w:rPr>
         <w:t xml:space="preserve"> (int) — Constraint: Must be between 1 and 53. Cannot be NULL.</w:t>
       </w:r>
     </w:p>
     <w:p>
       <w:pPr>
         <w:spacing w:line="360" w:lineRule="auto"/>
-        <w:rPr>
-          <w:lang w:val="en-US"/>
-        </w:rPr>
-      </w:pPr>
-      <w:proofErr w:type="spellStart"/>
-      <w:r>
-        <w:rPr>
-          <w:lang w:val="en-US"/>
-        </w:rPr>
+      </w:pPr>
+      <w:proofErr w:type="spellStart"/>
+      <w:r>
         <w:t>DayOfWeek</w:t>
       </w:r>
       <w:proofErr w:type="spellEnd"/>
       <w:r>
-        <w:rPr>
-          <w:lang w:val="en-US"/>
-        </w:rPr>
         <w:t xml:space="preserve"> (int) — Constraint: Must be between 1 and 7. Cannot be NULL.</w:t>
       </w:r>
     </w:p>
     <w:p>
       <w:pPr>
         <w:spacing w:line="360" w:lineRule="auto"/>
-        <w:rPr>
-          <w:lang w:val="en-US"/>
-        </w:rPr>
-      </w:pPr>
-      <w:proofErr w:type="spellStart"/>
-      <w:r>
-        <w:rPr>
-          <w:lang w:val="en-US"/>
-        </w:rPr>
+      </w:pPr>
+      <w:proofErr w:type="spellStart"/>
+      <w:r>
         <w:t>DayName</w:t>
       </w:r>
       <w:proofErr w:type="spellEnd"/>
       <w:r>
-        <w:rPr>
-          <w:lang w:val="en-US"/>
-        </w:rPr>
         <w:t xml:space="preserve"> (</w:t>
       </w:r>
       <w:proofErr w:type="spellStart"/>
       <w:proofErr w:type="gramStart"/>
       <w:r>
-        <w:rPr>
-          <w:lang w:val="en-US"/>
-        </w:rPr>
         <w:t>nvarchar</w:t>
       </w:r>
       <w:proofErr w:type="spellEnd"/>
       <w:r>
-        <w:rPr>
-          <w:lang w:val="en-US"/>
-        </w:rPr>
         <w:t>(</w:t>
       </w:r>
       <w:proofErr w:type="gramEnd"/>
       <w:r>
-        <w:rPr>
-          <w:lang w:val="en-US"/>
-        </w:rPr>
         <w:t>50)) — Constraint: Cannot be NULL.</w:t>
       </w:r>
     </w:p>
     <w:p>
       <w:pPr>
         <w:spacing w:line="360" w:lineRule="auto"/>
-        <w:rPr>
-          <w:lang w:val="en-US"/>
-        </w:rPr>
-      </w:pPr>
-      <w:proofErr w:type="spellStart"/>
-      <w:r>
-        <w:rPr>
-          <w:lang w:val="en-US"/>
-        </w:rPr>
+      </w:pPr>
+      <w:proofErr w:type="spellStart"/>
+      <w:r>
         <w:t>IsBusinessDay</w:t>
       </w:r>
       <w:proofErr w:type="spellEnd"/>
       <w:r>
-        <w:rPr>
-          <w:lang w:val="en-US"/>
-        </w:rPr>
         <w:t xml:space="preserve"> (bit) — Constraint: Defaults to 1 (True). Cannot be NULL.</w:t>
       </w:r>
     </w:p>
     <w:p>
       <w:pPr>
         <w:spacing w:line="360" w:lineRule="auto"/>
-        <w:rPr>
-          <w:lang w:val="en-US"/>
-        </w:rPr>
-      </w:pPr>
-      <w:proofErr w:type="spellStart"/>
-      <w:r>
-        <w:rPr>
-          <w:lang w:val="en-US"/>
-        </w:rPr>
+      </w:pPr>
+      <w:proofErr w:type="spellStart"/>
+      <w:r>
         <w:t>CreatedOnDate</w:t>
       </w:r>
       <w:proofErr w:type="spellEnd"/>
       <w:r>
-        <w:rPr>
-          <w:lang w:val="en-US"/>
-        </w:rPr>
         <w:t xml:space="preserve"> (datetime) — Constraint: Defaults to current date/time.</w:t>
       </w:r>
     </w:p>
     <w:p>
       <w:pPr>
         <w:spacing w:line="360" w:lineRule="auto"/>
-        <w:rPr>
-          <w:lang w:val="en-US"/>
-        </w:rPr>
-      </w:pPr>
-      <w:proofErr w:type="spellStart"/>
-      <w:r>
-        <w:rPr>
-          <w:lang w:val="en-US"/>
-        </w:rPr>
+      </w:pPr>
+      <w:proofErr w:type="spellStart"/>
+      <w:r>
         <w:t>UpdatedOnDate</w:t>
       </w:r>
       <w:proofErr w:type="spellEnd"/>
       <w:r>
-        <w:rPr>
-          <w:lang w:val="en-US"/>
-        </w:rPr>
         <w:t xml:space="preserve"> (datetime) — Constraint: Allows NULL.</w:t>
       </w:r>
     </w:p>
-    <w:p>
-      <w:pPr>
-        <w:rPr>
-          <w:lang w:val="en-US"/>
-        </w:rPr>
-      </w:pPr>
-    </w:p>
-    <w:p>
-      <w:pPr>
-        <w:ind w:left="720"/>
-        <w:rPr>
-          <w:lang w:val="en-US"/>
-        </w:rPr>
-      </w:pPr>
-    </w:p>
-    <w:p>
-      <w:pPr>
-        <w:ind w:left="720"/>
-        <w:rPr>
-          <w:lang w:val="en-US"/>
-        </w:rPr>
-      </w:pPr>
-    </w:p>
-    <w:p>
-      <w:pPr>
-        <w:rPr>
-          <w:lang w:val="en-US"/>
-        </w:rPr>
-      </w:pPr>
-    </w:p>
-    <w:p>
-      <w:pPr>
-        <w:rPr>
-          <w:lang w:val="en-US"/>
-        </w:rPr>
-      </w:pPr>
+    <w:p/>
+    <w:p>
+      <w:pPr>
+        <w:ind w:left="720"/>
+      </w:pPr>
+    </w:p>
+    <w:p>
+      <w:pPr>
+        <w:ind w:left="720"/>
+      </w:pPr>
+    </w:p>
+    <w:p/>
+    <w:p>
       <w:r>
         <w:rPr>
           <w:b/>
@@ -1755,291 +1164,161 @@
     <w:p>
       <w:pPr>
         <w:ind w:left="720"/>
-        <w:rPr>
-          <w:lang w:val="en-US"/>
-        </w:rPr>
-      </w:pPr>
-    </w:p>
-    <w:p>
-      <w:pPr>
-        <w:rPr>
-          <w:lang w:val="en-US"/>
-        </w:rPr>
-      </w:pPr>
-      <w:r>
-        <w:rPr>
-          <w:lang w:val="en-US"/>
-        </w:rPr>
+      </w:pPr>
+    </w:p>
+    <w:p>
+      <w:r>
         <w:t>Contains the catalog of available items.</w:t>
       </w:r>
     </w:p>
     <w:p>
       <w:pPr>
         <w:ind w:left="720"/>
-        <w:rPr>
-          <w:lang w:val="en-US"/>
-        </w:rPr>
-      </w:pPr>
-    </w:p>
-    <w:p>
-      <w:pPr>
-        <w:rPr>
-          <w:lang w:val="en-US"/>
-        </w:rPr>
-      </w:pPr>
-      <w:r>
-        <w:rPr>
-          <w:lang w:val="en-US"/>
-        </w:rPr>
+      </w:pPr>
+    </w:p>
+    <w:p>
+      <w:r>
         <w:t>Primary Key: ID (int, Identity 1,1)</w:t>
       </w:r>
     </w:p>
     <w:p>
       <w:pPr>
         <w:ind w:left="720"/>
-        <w:rPr>
-          <w:lang w:val="en-US"/>
-        </w:rPr>
-      </w:pPr>
-    </w:p>
-    <w:p>
-      <w:pPr>
-        <w:spacing w:line="360" w:lineRule="auto"/>
-        <w:rPr>
-          <w:lang w:val="en-US"/>
-        </w:rPr>
-      </w:pPr>
-      <w:r>
-        <w:rPr>
-          <w:lang w:val="en-US"/>
-        </w:rPr>
+      </w:pPr>
+    </w:p>
+    <w:p>
+      <w:pPr>
+        <w:spacing w:line="360" w:lineRule="auto"/>
+      </w:pPr>
+      <w:r>
         <w:t>Attributes:</w:t>
       </w:r>
     </w:p>
     <w:p>
       <w:pPr>
         <w:spacing w:line="360" w:lineRule="auto"/>
-        <w:rPr>
-          <w:lang w:val="en-US"/>
-        </w:rPr>
-      </w:pPr>
-      <w:r>
-        <w:rPr>
-          <w:lang w:val="en-US"/>
-        </w:rPr>
+      </w:pPr>
+      <w:r>
         <w:t>Name (</w:t>
       </w:r>
       <w:proofErr w:type="spellStart"/>
       <w:proofErr w:type="gramStart"/>
       <w:r>
-        <w:rPr>
-          <w:lang w:val="en-US"/>
-        </w:rPr>
         <w:t>nvarchar</w:t>
       </w:r>
       <w:proofErr w:type="spellEnd"/>
       <w:r>
-        <w:rPr>
-          <w:lang w:val="en-US"/>
-        </w:rPr>
         <w:t>(</w:t>
       </w:r>
       <w:proofErr w:type="gramEnd"/>
       <w:r>
-        <w:rPr>
-          <w:lang w:val="en-US"/>
-        </w:rPr>
         <w:t>100)) — Constraint: Cannot be NULL.</w:t>
       </w:r>
     </w:p>
     <w:p>
       <w:pPr>
         <w:spacing w:line="360" w:lineRule="auto"/>
-        <w:rPr>
-          <w:lang w:val="en-US"/>
-        </w:rPr>
-      </w:pPr>
-      <w:r>
-        <w:rPr>
-          <w:lang w:val="en-US"/>
-        </w:rPr>
+      </w:pPr>
+      <w:r>
         <w:t>Description (</w:t>
       </w:r>
       <w:proofErr w:type="spellStart"/>
       <w:proofErr w:type="gramStart"/>
       <w:r>
-        <w:rPr>
-          <w:lang w:val="en-US"/>
-        </w:rPr>
         <w:t>nvarchar</w:t>
       </w:r>
       <w:proofErr w:type="spellEnd"/>
       <w:r>
-        <w:rPr>
-          <w:lang w:val="en-US"/>
-        </w:rPr>
         <w:t>(</w:t>
       </w:r>
       <w:proofErr w:type="gramEnd"/>
       <w:r>
-        <w:rPr>
-          <w:lang w:val="en-US"/>
-        </w:rPr>
         <w:t>500)) — Constraint: Allows NULL.</w:t>
       </w:r>
     </w:p>
     <w:p>
       <w:pPr>
         <w:spacing w:line="360" w:lineRule="auto"/>
-        <w:rPr>
-          <w:lang w:val="en-US"/>
-        </w:rPr>
-      </w:pPr>
-      <w:proofErr w:type="spellStart"/>
-      <w:r>
-        <w:rPr>
-          <w:lang w:val="en-US"/>
-        </w:rPr>
+      </w:pPr>
+      <w:proofErr w:type="spellStart"/>
+      <w:r>
         <w:t>CategoryID</w:t>
       </w:r>
       <w:proofErr w:type="spellEnd"/>
       <w:r>
-        <w:rPr>
-          <w:lang w:val="en-US"/>
-        </w:rPr>
         <w:t xml:space="preserve"> (int) — Constraint: Foreign Key references </w:t>
       </w:r>
       <w:proofErr w:type="gramStart"/>
       <w:r>
-        <w:rPr>
-          <w:lang w:val="en-US"/>
-        </w:rPr>
         <w:t>Category(</w:t>
       </w:r>
       <w:proofErr w:type="gramEnd"/>
       <w:r>
-        <w:rPr>
-          <w:lang w:val="en-US"/>
-        </w:rPr>
         <w:t>ID). Cannot be NULL.</w:t>
       </w:r>
     </w:p>
     <w:p>
       <w:pPr>
         <w:spacing w:line="360" w:lineRule="auto"/>
-        <w:rPr>
-          <w:lang w:val="en-US"/>
-        </w:rPr>
-      </w:pPr>
-      <w:proofErr w:type="spellStart"/>
-      <w:r>
-        <w:rPr>
-          <w:lang w:val="en-US"/>
-        </w:rPr>
+      </w:pPr>
+      <w:proofErr w:type="spellStart"/>
+      <w:r>
         <w:t>UnitCost</w:t>
       </w:r>
       <w:proofErr w:type="spellEnd"/>
       <w:r>
-        <w:rPr>
-          <w:lang w:val="en-US"/>
-        </w:rPr>
         <w:t xml:space="preserve"> (float) — Constraint: Must be greater than 0. Cannot be NULL.</w:t>
       </w:r>
     </w:p>
     <w:p>
       <w:pPr>
         <w:spacing w:line="360" w:lineRule="auto"/>
-        <w:rPr>
-          <w:lang w:val="en-US"/>
-        </w:rPr>
-      </w:pPr>
-      <w:proofErr w:type="spellStart"/>
-      <w:r>
-        <w:rPr>
-          <w:lang w:val="en-US"/>
-        </w:rPr>
+      </w:pPr>
+      <w:proofErr w:type="spellStart"/>
+      <w:r>
         <w:t>ListingPrice</w:t>
       </w:r>
       <w:proofErr w:type="spellEnd"/>
       <w:r>
-        <w:rPr>
-          <w:lang w:val="en-US"/>
-        </w:rPr>
         <w:t xml:space="preserve"> (float) — Constraint: Must be greater than 0. Cannot be NULL.</w:t>
       </w:r>
     </w:p>
     <w:p>
       <w:pPr>
         <w:spacing w:line="360" w:lineRule="auto"/>
-        <w:rPr>
-          <w:lang w:val="en-US"/>
-        </w:rPr>
-      </w:pPr>
-      <w:r>
-        <w:rPr>
-          <w:lang w:val="en-US"/>
-        </w:rPr>
+      </w:pPr>
+      <w:r>
         <w:t>Stock (int) — Constraint: Must be greater than or equal to 0. Cannot be NULL.</w:t>
       </w:r>
     </w:p>
     <w:p>
       <w:pPr>
         <w:spacing w:line="360" w:lineRule="auto"/>
-        <w:rPr>
-          <w:lang w:val="en-US"/>
-        </w:rPr>
-      </w:pPr>
-      <w:proofErr w:type="spellStart"/>
-      <w:r>
-        <w:rPr>
-          <w:lang w:val="en-US"/>
-        </w:rPr>
+      </w:pPr>
+      <w:proofErr w:type="spellStart"/>
+      <w:r>
         <w:t>CreatedOnDate</w:t>
       </w:r>
       <w:proofErr w:type="spellEnd"/>
       <w:r>
-        <w:rPr>
-          <w:lang w:val="en-US"/>
-        </w:rPr>
         <w:t xml:space="preserve"> (datetime) — Constraint: Defaults to current date/time.</w:t>
       </w:r>
     </w:p>
     <w:p>
       <w:pPr>
         <w:spacing w:line="360" w:lineRule="auto"/>
-        <w:rPr>
-          <w:lang w:val="en-US"/>
-        </w:rPr>
-      </w:pPr>
-      <w:proofErr w:type="spellStart"/>
-      <w:r>
-        <w:rPr>
-          <w:lang w:val="en-US"/>
-        </w:rPr>
+      </w:pPr>
+      <w:proofErr w:type="spellStart"/>
+      <w:r>
         <w:t>UpdatedOnDate</w:t>
       </w:r>
       <w:proofErr w:type="spellEnd"/>
       <w:r>
-        <w:rPr>
-          <w:lang w:val="en-US"/>
-        </w:rPr>
         <w:t xml:space="preserve"> (datetime) — Constraint: Allows NULL.</w:t>
       </w:r>
     </w:p>
-    <w:p>
-      <w:pPr>
-        <w:rPr>
-          <w:lang w:val="en-US"/>
-        </w:rPr>
-      </w:pPr>
-    </w:p>
-    <w:p>
-      <w:pPr>
-        <w:rPr>
-          <w:lang w:val="en-US"/>
-        </w:rPr>
-      </w:pPr>
-    </w:p>
+    <w:p/>
+    <w:p/>
     <w:p>
       <w:pPr>
         <w:rPr>
@@ -2048,16 +1327,10 @@
           <w:color w:val="1F3864" w:themeColor="accent1" w:themeShade="80"/>
           <w:sz w:val="40"/>
           <w:szCs w:val="40"/>
-          <w:lang w:val="en-US"/>
-        </w:rPr>
-      </w:pPr>
-    </w:p>
-    <w:p>
-      <w:pPr>
-        <w:rPr>
-          <w:lang w:val="en-US"/>
-        </w:rPr>
-      </w:pPr>
+        </w:rPr>
+      </w:pPr>
+    </w:p>
+    <w:p>
       <w:r>
         <w:rPr>
           <w:b/>
@@ -2072,291 +1345,250 @@
     <w:p>
       <w:pPr>
         <w:ind w:left="720"/>
-        <w:rPr>
-          <w:lang w:val="en-US"/>
-        </w:rPr>
-      </w:pPr>
-    </w:p>
-    <w:p>
-      <w:pPr>
-        <w:rPr>
-          <w:lang w:val="en-US"/>
-        </w:rPr>
-      </w:pPr>
-      <w:r>
-        <w:rPr>
-          <w:lang w:val="en-US"/>
-        </w:rPr>
+      </w:pPr>
+    </w:p>
+    <w:p>
+      <w:r>
         <w:t>Stores promotional active periods and discounts.</w:t>
       </w:r>
     </w:p>
     <w:p>
       <w:pPr>
         <w:ind w:left="720"/>
-        <w:rPr>
-          <w:lang w:val="en-US"/>
-        </w:rPr>
-      </w:pPr>
-    </w:p>
-    <w:p>
-      <w:pPr>
-        <w:rPr>
-          <w:lang w:val="en-US"/>
-        </w:rPr>
-      </w:pPr>
-      <w:r>
-        <w:rPr>
-          <w:lang w:val="en-US"/>
-        </w:rPr>
+      </w:pPr>
+    </w:p>
+    <w:p>
+      <w:r>
         <w:t>Primary Key: ID (int, Identity 1,1)</w:t>
       </w:r>
     </w:p>
     <w:p>
       <w:pPr>
         <w:ind w:left="720"/>
-        <w:rPr>
-          <w:lang w:val="en-US"/>
-        </w:rPr>
-      </w:pPr>
-    </w:p>
-    <w:p>
-      <w:pPr>
-        <w:spacing w:line="360" w:lineRule="auto"/>
-        <w:rPr>
-          <w:lang w:val="en-US"/>
-        </w:rPr>
-      </w:pPr>
-      <w:r>
-        <w:rPr>
-          <w:lang w:val="en-US"/>
-        </w:rPr>
+      </w:pPr>
+    </w:p>
+    <w:p>
+      <w:pPr>
+        <w:spacing w:line="360" w:lineRule="auto"/>
+      </w:pPr>
+      <w:r>
         <w:t>Attributes:</w:t>
       </w:r>
     </w:p>
     <w:p>
       <w:pPr>
         <w:spacing w:line="360" w:lineRule="auto"/>
-        <w:rPr>
-          <w:lang w:val="en-US"/>
-        </w:rPr>
-      </w:pPr>
-      <w:r>
-        <w:rPr>
-          <w:lang w:val="en-US"/>
-        </w:rPr>
+      </w:pPr>
+      <w:r>
         <w:t>Name (</w:t>
       </w:r>
       <w:proofErr w:type="spellStart"/>
       <w:proofErr w:type="gramStart"/>
       <w:r>
-        <w:rPr>
-          <w:lang w:val="en-US"/>
-        </w:rPr>
         <w:t>nvarchar</w:t>
       </w:r>
       <w:proofErr w:type="spellEnd"/>
       <w:r>
-        <w:rPr>
-          <w:lang w:val="en-US"/>
-        </w:rPr>
         <w:t>(</w:t>
       </w:r>
       <w:proofErr w:type="gramEnd"/>
       <w:r>
-        <w:rPr>
-          <w:lang w:val="en-US"/>
-        </w:rPr>
         <w:t>100)) — Constraint: Allows NULL.</w:t>
       </w:r>
     </w:p>
     <w:p>
       <w:pPr>
         <w:spacing w:line="360" w:lineRule="auto"/>
-        <w:rPr>
-          <w:lang w:val="en-US"/>
-        </w:rPr>
-      </w:pPr>
-      <w:proofErr w:type="spellStart"/>
-      <w:r>
-        <w:rPr>
-          <w:lang w:val="en-US"/>
-        </w:rPr>
+      </w:pPr>
+      <w:proofErr w:type="spellStart"/>
+      <w:r>
         <w:t>DiscountPercentage</w:t>
       </w:r>
       <w:proofErr w:type="spellEnd"/>
       <w:r>
-        <w:rPr>
-          <w:lang w:val="en-US"/>
-        </w:rPr>
         <w:t xml:space="preserve"> (int) — Constraint: Must be between 0 and 100. Cannot be NULL.</w:t>
       </w:r>
     </w:p>
     <w:p>
       <w:pPr>
         <w:spacing w:line="360" w:lineRule="auto"/>
-        <w:rPr>
-          <w:lang w:val="en-US"/>
-        </w:rPr>
-      </w:pPr>
-      <w:r>
-        <w:rPr>
-          <w:lang w:val="en-US"/>
-        </w:rPr>
+      </w:pPr>
+      <w:proofErr w:type="spellStart"/>
+      <w:r>
+        <w:t>StartDate</w:t>
+      </w:r>
+      <w:r>
+        <w:t>Key</w:t>
+      </w:r>
+      <w:proofErr w:type="spellEnd"/>
+      <w:r>
+        <w:t xml:space="preserve"> (</w:t>
+      </w:r>
+      <w:r>
+        <w:t>int</w:t>
+      </w:r>
+      <w:r>
+        <w:t xml:space="preserve">) — Constraint: Foreign Key references </w:t>
+      </w:r>
+      <w:proofErr w:type="gramStart"/>
+      <w:r>
+        <w:t>Date</w:t>
+      </w:r>
+      <w:r>
+        <w:t>(</w:t>
+      </w:r>
+      <w:proofErr w:type="spellStart"/>
+      <w:proofErr w:type="gramEnd"/>
+      <w:r>
+        <w:t>DateKey</w:t>
+      </w:r>
+      <w:proofErr w:type="spellEnd"/>
+      <w:r>
+        <w:t>). Cannot be NULL.</w:t>
+      </w:r>
+    </w:p>
+    <w:p>
+      <w:pPr>
+        <w:spacing w:line="360" w:lineRule="auto"/>
+      </w:pPr>
+      <w:proofErr w:type="spellStart"/>
+      <w:r>
+        <w:t>EndDa</w:t>
+      </w:r>
+      <w:r>
+        <w:t>t</w:t>
+      </w:r>
+      <w:r>
+        <w:t>e</w:t>
+      </w:r>
+      <w:r>
+        <w:t>Key</w:t>
+      </w:r>
+      <w:proofErr w:type="spellEnd"/>
+      <w:r>
+        <w:t xml:space="preserve"> (</w:t>
+      </w:r>
+      <w:r>
+        <w:t>int</w:t>
+      </w:r>
+      <w:r>
+        <w:t xml:space="preserve">) — Constraint: Foreign Key references </w:t>
+      </w:r>
+      <w:proofErr w:type="gramStart"/>
+      <w:r>
+        <w:t>Date</w:t>
+      </w:r>
+      <w:r>
+        <w:t>(</w:t>
+      </w:r>
+      <w:proofErr w:type="spellStart"/>
+      <w:proofErr w:type="gramEnd"/>
+      <w:r>
+        <w:t>DateKey</w:t>
+      </w:r>
+      <w:proofErr w:type="spellEnd"/>
+      <w:r>
+        <w:t>). Cannot be NULL.</w:t>
+      </w:r>
+    </w:p>
+    <w:p>
+      <w:pPr>
+        <w:spacing w:line="360" w:lineRule="auto"/>
+      </w:pPr>
+      <w:r>
         <w:t>StartDate (datetime) — Constraint: Cannot be NULL.</w:t>
       </w:r>
     </w:p>
     <w:p>
       <w:pPr>
         <w:spacing w:line="360" w:lineRule="auto"/>
-        <w:rPr>
-          <w:lang w:val="en-US"/>
-        </w:rPr>
-      </w:pPr>
-      <w:proofErr w:type="spellStart"/>
-      <w:r>
-        <w:rPr>
-          <w:lang w:val="en-US"/>
-        </w:rPr>
+      </w:pPr>
+      <w:proofErr w:type="spellStart"/>
+      <w:r>
         <w:t>EndDate</w:t>
       </w:r>
       <w:proofErr w:type="spellEnd"/>
       <w:r>
-        <w:rPr>
-          <w:lang w:val="en-US"/>
-        </w:rPr>
         <w:t xml:space="preserve"> (datetime) — Constraint: Cannot be NULL.</w:t>
       </w:r>
     </w:p>
     <w:p>
       <w:pPr>
         <w:spacing w:line="360" w:lineRule="auto"/>
-        <w:rPr>
-          <w:lang w:val="en-US"/>
-        </w:rPr>
-      </w:pPr>
-      <w:proofErr w:type="spellStart"/>
-      <w:r>
-        <w:rPr>
-          <w:lang w:val="en-US"/>
-        </w:rPr>
+      </w:pPr>
+      <w:proofErr w:type="spellStart"/>
+      <w:r>
         <w:t>CreatedOnDate</w:t>
       </w:r>
       <w:proofErr w:type="spellEnd"/>
       <w:r>
-        <w:rPr>
-          <w:lang w:val="en-US"/>
-        </w:rPr>
         <w:t xml:space="preserve"> (datetime) — Constraint: Defaults to current date/time.</w:t>
       </w:r>
     </w:p>
     <w:p>
       <w:pPr>
         <w:spacing w:line="360" w:lineRule="auto"/>
-        <w:rPr>
-          <w:lang w:val="en-US"/>
-        </w:rPr>
-      </w:pPr>
-      <w:proofErr w:type="spellStart"/>
-      <w:r>
-        <w:rPr>
-          <w:lang w:val="en-US"/>
-        </w:rPr>
+      </w:pPr>
+      <w:proofErr w:type="spellStart"/>
+      <w:r>
         <w:t>UpdatedOnDate</w:t>
       </w:r>
       <w:proofErr w:type="spellEnd"/>
       <w:r>
-        <w:rPr>
-          <w:lang w:val="en-US"/>
-        </w:rPr>
         <w:t xml:space="preserve"> (datetime) — Constraint: Allows NULL.</w:t>
       </w:r>
     </w:p>
     <w:p>
       <w:pPr>
         <w:ind w:left="720"/>
-        <w:rPr>
-          <w:lang w:val="en-US"/>
-        </w:rPr>
-      </w:pPr>
-    </w:p>
-    <w:p>
-      <w:pPr>
-        <w:ind w:left="720"/>
-        <w:rPr>
-          <w:lang w:val="en-US"/>
-        </w:rPr>
-      </w:pPr>
-    </w:p>
-    <w:p>
-      <w:pPr>
-        <w:ind w:left="720"/>
-        <w:rPr>
-          <w:lang w:val="en-US"/>
-        </w:rPr>
-      </w:pPr>
-    </w:p>
-    <w:p>
-      <w:pPr>
-        <w:ind w:left="720"/>
-        <w:rPr>
-          <w:lang w:val="en-US"/>
-        </w:rPr>
-      </w:pPr>
-    </w:p>
-    <w:p>
-      <w:pPr>
-        <w:ind w:left="720"/>
-        <w:rPr>
-          <w:lang w:val="en-US"/>
-        </w:rPr>
-      </w:pPr>
-    </w:p>
-    <w:p>
-      <w:pPr>
-        <w:ind w:left="720"/>
-        <w:rPr>
-          <w:lang w:val="en-US"/>
-        </w:rPr>
-      </w:pPr>
-    </w:p>
-    <w:p>
-      <w:pPr>
-        <w:ind w:left="720"/>
-        <w:rPr>
-          <w:lang w:val="en-US"/>
-        </w:rPr>
-      </w:pPr>
-    </w:p>
-    <w:p>
-      <w:pPr>
-        <w:ind w:left="720"/>
-        <w:rPr>
-          <w:lang w:val="en-US"/>
-        </w:rPr>
-      </w:pPr>
-    </w:p>
-    <w:p>
-      <w:pPr>
-        <w:ind w:left="720"/>
-        <w:rPr>
-          <w:lang w:val="en-US"/>
-        </w:rPr>
-      </w:pPr>
-    </w:p>
-    <w:p>
-      <w:pPr>
-        <w:ind w:left="720"/>
-        <w:rPr>
-          <w:lang w:val="en-US"/>
-        </w:rPr>
-      </w:pPr>
-    </w:p>
-    <w:p>
-      <w:pPr>
-        <w:rPr>
-          <w:lang w:val="en-US"/>
-        </w:rPr>
-      </w:pPr>
+      </w:pPr>
+    </w:p>
+    <w:p>
+      <w:pPr>
+        <w:ind w:left="720"/>
+      </w:pPr>
+    </w:p>
+    <w:p>
+      <w:pPr>
+        <w:ind w:left="720"/>
+      </w:pPr>
+    </w:p>
+    <w:p>
+      <w:pPr>
+        <w:ind w:left="720"/>
+      </w:pPr>
+    </w:p>
+    <w:p>
+      <w:pPr>
+        <w:ind w:left="720"/>
+      </w:pPr>
+    </w:p>
+    <w:p>
+      <w:pPr>
+        <w:ind w:left="720"/>
+      </w:pPr>
+    </w:p>
+    <w:p>
+      <w:pPr>
+        <w:ind w:left="720"/>
+      </w:pPr>
+    </w:p>
+    <w:p>
+      <w:pPr>
+        <w:ind w:left="720"/>
+      </w:pPr>
+    </w:p>
+    <w:p>
+      <w:pPr>
+        <w:ind w:left="720"/>
+      </w:pPr>
+    </w:p>
+    <w:p>
+      <w:pPr>
+        <w:ind w:left="720"/>
+      </w:pPr>
+    </w:p>
+    <w:p>
       <w:proofErr w:type="spellStart"/>
       <w:r>
         <w:rPr>
@@ -2366,7 +1598,6 @@
           <w:sz w:val="32"/>
           <w:szCs w:val="32"/>
         </w:rPr>
-        <w:lastRenderedPageBreak/>
         <w:t>SalesRepresentative</w:t>
       </w:r>
       <w:proofErr w:type="spellEnd"/>
@@ -2374,232 +1605,162 @@
     <w:p>
       <w:pPr>
         <w:ind w:left="720"/>
-        <w:rPr>
-          <w:lang w:val="en-US"/>
-        </w:rPr>
-      </w:pPr>
-    </w:p>
-    <w:p>
-      <w:pPr>
-        <w:rPr>
-          <w:lang w:val="en-US"/>
-        </w:rPr>
-      </w:pPr>
-      <w:r>
-        <w:rPr>
-          <w:lang w:val="en-US"/>
-        </w:rPr>
+      </w:pPr>
+    </w:p>
+    <w:p>
+      <w:r>
         <w:t>Staff profiles managing accounts and sales.</w:t>
       </w:r>
     </w:p>
     <w:p>
       <w:pPr>
         <w:ind w:left="720"/>
-        <w:rPr>
-          <w:lang w:val="en-US"/>
-        </w:rPr>
-      </w:pPr>
-    </w:p>
-    <w:p>
-      <w:pPr>
-        <w:rPr>
-          <w:lang w:val="en-US"/>
-        </w:rPr>
-      </w:pPr>
-      <w:r>
-        <w:rPr>
-          <w:lang w:val="en-US"/>
-        </w:rPr>
+      </w:pPr>
+    </w:p>
+    <w:p>
+      <w:r>
         <w:t>Primary Key: ID (int, Identity 1,1)</w:t>
       </w:r>
     </w:p>
     <w:p>
       <w:pPr>
         <w:ind w:left="720"/>
-        <w:rPr>
-          <w:lang w:val="en-US"/>
-        </w:rPr>
-      </w:pPr>
-    </w:p>
-    <w:p>
-      <w:pPr>
-        <w:spacing w:line="360" w:lineRule="auto"/>
-        <w:rPr>
-          <w:lang w:val="en-US"/>
-        </w:rPr>
-      </w:pPr>
-      <w:r>
-        <w:rPr>
-          <w:lang w:val="en-US"/>
-        </w:rPr>
+      </w:pPr>
+    </w:p>
+    <w:p>
+      <w:pPr>
+        <w:spacing w:line="360" w:lineRule="auto"/>
+      </w:pPr>
+      <w:r>
         <w:t>Attributes:</w:t>
       </w:r>
     </w:p>
     <w:p>
       <w:pPr>
         <w:spacing w:line="360" w:lineRule="auto"/>
-        <w:rPr>
-          <w:lang w:val="en-US"/>
-        </w:rPr>
-      </w:pPr>
-      <w:r>
-        <w:rPr>
-          <w:lang w:val="en-US"/>
-        </w:rPr>
+      </w:pPr>
+      <w:r>
         <w:t>Name (</w:t>
       </w:r>
       <w:proofErr w:type="spellStart"/>
       <w:proofErr w:type="gramStart"/>
       <w:r>
-        <w:rPr>
-          <w:lang w:val="en-US"/>
-        </w:rPr>
         <w:t>nvarchar</w:t>
       </w:r>
       <w:proofErr w:type="spellEnd"/>
       <w:r>
-        <w:rPr>
-          <w:lang w:val="en-US"/>
-        </w:rPr>
         <w:t>(</w:t>
       </w:r>
       <w:proofErr w:type="gramEnd"/>
       <w:r>
-        <w:rPr>
-          <w:lang w:val="en-US"/>
-        </w:rPr>
         <w:t>100)) — Constraint: Cannot be NULL.</w:t>
       </w:r>
     </w:p>
     <w:p>
       <w:pPr>
         <w:spacing w:line="360" w:lineRule="auto"/>
-        <w:rPr>
-          <w:lang w:val="en-US"/>
-        </w:rPr>
-      </w:pPr>
-      <w:proofErr w:type="spellStart"/>
-      <w:r>
-        <w:rPr>
-          <w:lang w:val="en-US"/>
-        </w:rPr>
+      </w:pPr>
+      <w:proofErr w:type="spellStart"/>
+      <w:r>
         <w:t>RegionID</w:t>
       </w:r>
       <w:proofErr w:type="spellEnd"/>
       <w:r>
-        <w:rPr>
-          <w:lang w:val="en-US"/>
-        </w:rPr>
         <w:t xml:space="preserve"> (int) — Constraint: Foreign Key references </w:t>
       </w:r>
       <w:proofErr w:type="gramStart"/>
       <w:r>
-        <w:rPr>
-          <w:lang w:val="en-US"/>
-        </w:rPr>
         <w:t>Region(</w:t>
       </w:r>
       <w:proofErr w:type="gramEnd"/>
       <w:r>
-        <w:rPr>
-          <w:lang w:val="en-US"/>
-        </w:rPr>
         <w:t>ID). Cannot be NULL.</w:t>
       </w:r>
     </w:p>
     <w:p>
       <w:pPr>
         <w:spacing w:line="360" w:lineRule="auto"/>
-        <w:rPr>
-          <w:lang w:val="en-US"/>
-        </w:rPr>
-      </w:pPr>
-      <w:proofErr w:type="spellStart"/>
-      <w:r>
-        <w:rPr>
-          <w:lang w:val="en-US"/>
-        </w:rPr>
+      </w:pPr>
+      <w:proofErr w:type="spellStart"/>
+      <w:r>
         <w:t>StartingDate</w:t>
       </w:r>
-      <w:proofErr w:type="spellEnd"/>
-      <w:r>
-        <w:rPr>
-          <w:lang w:val="en-US"/>
-        </w:rPr>
+      <w:r>
+        <w:t>Key</w:t>
+      </w:r>
+      <w:proofErr w:type="spellEnd"/>
+      <w:r>
+        <w:t xml:space="preserve"> (</w:t>
+      </w:r>
+      <w:r>
+        <w:t>int</w:t>
+      </w:r>
+      <w:r>
+        <w:t xml:space="preserve">) — </w:t>
+      </w:r>
+      <w:r>
+        <w:t xml:space="preserve">Constraint: Foreign Key references </w:t>
+      </w:r>
+      <w:proofErr w:type="gramStart"/>
+      <w:r>
+        <w:t>Date</w:t>
+      </w:r>
+      <w:r>
+        <w:t>(</w:t>
+      </w:r>
+      <w:proofErr w:type="spellStart"/>
+      <w:proofErr w:type="gramEnd"/>
+      <w:r>
+        <w:t>DateKey</w:t>
+      </w:r>
+      <w:proofErr w:type="spellEnd"/>
+      <w:r>
+        <w:t>). Cannot be NULL.</w:t>
+      </w:r>
+    </w:p>
+    <w:p>
+      <w:pPr>
+        <w:spacing w:line="360" w:lineRule="auto"/>
+      </w:pPr>
+      <w:proofErr w:type="spellStart"/>
+      <w:r>
+        <w:t>StartingDate</w:t>
+      </w:r>
+      <w:proofErr w:type="spellEnd"/>
+      <w:r>
         <w:t xml:space="preserve"> (datetime) — Constraint: Cannot be NULL.</w:t>
       </w:r>
     </w:p>
     <w:p>
       <w:pPr>
         <w:spacing w:line="360" w:lineRule="auto"/>
-        <w:rPr>
-          <w:lang w:val="en-US"/>
-        </w:rPr>
-      </w:pPr>
-      <w:proofErr w:type="spellStart"/>
-      <w:r>
-        <w:rPr>
-          <w:lang w:val="en-US"/>
-        </w:rPr>
+      </w:pPr>
+      <w:proofErr w:type="spellStart"/>
+      <w:r>
         <w:t>CreatedOnDate</w:t>
       </w:r>
       <w:proofErr w:type="spellEnd"/>
       <w:r>
-        <w:rPr>
-          <w:lang w:val="en-US"/>
-        </w:rPr>
         <w:t xml:space="preserve"> (datetime) — Constraint: Defaults to current date/time.</w:t>
       </w:r>
     </w:p>
     <w:p>
       <w:pPr>
         <w:spacing w:line="360" w:lineRule="auto"/>
-        <w:rPr>
-          <w:lang w:val="en-US"/>
-        </w:rPr>
-      </w:pPr>
-      <w:proofErr w:type="spellStart"/>
-      <w:r>
-        <w:rPr>
-          <w:lang w:val="en-US"/>
-        </w:rPr>
+      </w:pPr>
+      <w:proofErr w:type="spellStart"/>
+      <w:r>
         <w:t>UpdatedOnDate</w:t>
       </w:r>
       <w:proofErr w:type="spellEnd"/>
       <w:r>
-        <w:rPr>
-          <w:lang w:val="en-US"/>
-        </w:rPr>
         <w:t xml:space="preserve"> (datetime) — Constraint: Allows NULL.</w:t>
       </w:r>
     </w:p>
-    <w:p>
-      <w:pPr>
-        <w:rPr>
-          <w:lang w:val="en-US"/>
-        </w:rPr>
-      </w:pPr>
-    </w:p>
-    <w:p>
-      <w:pPr>
-        <w:rPr>
-          <w:lang w:val="en-US"/>
-        </w:rPr>
-      </w:pPr>
-    </w:p>
-    <w:p>
-      <w:pPr>
-        <w:rPr>
-          <w:lang w:val="en-US"/>
-        </w:rPr>
-      </w:pPr>
-    </w:p>
-    <w:p>
-      <w:pPr>
-        <w:rPr>
-          <w:lang w:val="en-US"/>
-        </w:rPr>
-      </w:pPr>
+    <w:p/>
+    <w:p/>
+    <w:p/>
+    <w:p>
       <w:r>
         <w:rPr>
           <w:b/>
@@ -2614,211 +1775,107 @@
     <w:p>
       <w:pPr>
         <w:ind w:left="720"/>
-        <w:rPr>
-          <w:lang w:val="en-US"/>
-        </w:rPr>
-      </w:pPr>
-    </w:p>
-    <w:p>
-      <w:pPr>
-        <w:rPr>
-          <w:lang w:val="en-US"/>
-        </w:rPr>
-      </w:pPr>
-      <w:r>
-        <w:rPr>
-          <w:lang w:val="en-US"/>
-        </w:rPr>
+      </w:pPr>
+    </w:p>
+    <w:p>
+      <w:r>
         <w:t>Defines regional sales territories mapped back to countries.</w:t>
       </w:r>
     </w:p>
     <w:p>
       <w:pPr>
         <w:ind w:left="720"/>
-        <w:rPr>
-          <w:lang w:val="en-US"/>
-        </w:rPr>
-      </w:pPr>
-    </w:p>
-    <w:p>
-      <w:pPr>
-        <w:rPr>
-          <w:lang w:val="en-US"/>
-        </w:rPr>
-      </w:pPr>
-      <w:r>
-        <w:rPr>
-          <w:lang w:val="en-US"/>
-        </w:rPr>
+      </w:pPr>
+    </w:p>
+    <w:p>
+      <w:r>
         <w:t>Primary Key: ID (int, Identity 1,1)</w:t>
       </w:r>
     </w:p>
     <w:p>
       <w:pPr>
         <w:ind w:left="720"/>
-        <w:rPr>
-          <w:lang w:val="en-US"/>
-        </w:rPr>
-      </w:pPr>
-    </w:p>
-    <w:p>
-      <w:pPr>
-        <w:spacing w:line="360" w:lineRule="auto"/>
-        <w:rPr>
-          <w:lang w:val="en-US"/>
-        </w:rPr>
-      </w:pPr>
-      <w:r>
-        <w:rPr>
-          <w:lang w:val="en-US"/>
-        </w:rPr>
+      </w:pPr>
+    </w:p>
+    <w:p>
+      <w:pPr>
+        <w:spacing w:line="360" w:lineRule="auto"/>
+      </w:pPr>
+      <w:r>
         <w:t>Attributes:</w:t>
       </w:r>
     </w:p>
     <w:p>
       <w:pPr>
         <w:spacing w:line="360" w:lineRule="auto"/>
-        <w:rPr>
-          <w:lang w:val="en-US"/>
-        </w:rPr>
-      </w:pPr>
-      <w:r>
-        <w:rPr>
-          <w:lang w:val="en-US"/>
-        </w:rPr>
+      </w:pPr>
+      <w:r>
         <w:t>Name (</w:t>
       </w:r>
       <w:proofErr w:type="spellStart"/>
       <w:proofErr w:type="gramStart"/>
       <w:r>
-        <w:rPr>
-          <w:lang w:val="en-US"/>
-        </w:rPr>
         <w:t>nvarchar</w:t>
       </w:r>
       <w:proofErr w:type="spellEnd"/>
       <w:r>
-        <w:rPr>
-          <w:lang w:val="en-US"/>
-        </w:rPr>
         <w:t>(</w:t>
       </w:r>
       <w:proofErr w:type="gramEnd"/>
       <w:r>
-        <w:rPr>
-          <w:lang w:val="en-US"/>
-        </w:rPr>
         <w:t>100)) — Constraint: Cannot be NULL.</w:t>
       </w:r>
     </w:p>
     <w:p>
       <w:pPr>
         <w:spacing w:line="360" w:lineRule="auto"/>
-        <w:rPr>
-          <w:lang w:val="en-US"/>
-        </w:rPr>
-      </w:pPr>
-      <w:proofErr w:type="spellStart"/>
-      <w:r>
-        <w:rPr>
-          <w:lang w:val="en-US"/>
-        </w:rPr>
+      </w:pPr>
+      <w:proofErr w:type="spellStart"/>
+      <w:r>
         <w:t>CountryID</w:t>
       </w:r>
       <w:proofErr w:type="spellEnd"/>
       <w:r>
-        <w:rPr>
-          <w:lang w:val="en-US"/>
-        </w:rPr>
         <w:t xml:space="preserve"> (int) — Constraint: Foreign Key references </w:t>
       </w:r>
       <w:proofErr w:type="gramStart"/>
       <w:r>
-        <w:rPr>
-          <w:lang w:val="en-US"/>
-        </w:rPr>
         <w:t>Country(</w:t>
       </w:r>
       <w:proofErr w:type="gramEnd"/>
       <w:r>
-        <w:rPr>
-          <w:lang w:val="en-US"/>
-        </w:rPr>
         <w:t>ID). Cannot be NULL.</w:t>
       </w:r>
     </w:p>
     <w:p>
       <w:pPr>
         <w:spacing w:line="360" w:lineRule="auto"/>
-        <w:rPr>
-          <w:lang w:val="en-US"/>
-        </w:rPr>
-      </w:pPr>
-      <w:proofErr w:type="spellStart"/>
-      <w:r>
-        <w:rPr>
-          <w:lang w:val="en-US"/>
-        </w:rPr>
+      </w:pPr>
+      <w:proofErr w:type="spellStart"/>
+      <w:r>
         <w:t>CreatedOnDate</w:t>
       </w:r>
       <w:proofErr w:type="spellEnd"/>
       <w:r>
-        <w:rPr>
-          <w:lang w:val="en-US"/>
-        </w:rPr>
         <w:t xml:space="preserve"> (datetime) — Constraint: Defaults to current date/time.</w:t>
       </w:r>
     </w:p>
     <w:p>
       <w:pPr>
         <w:spacing w:line="360" w:lineRule="auto"/>
-        <w:rPr>
-          <w:lang w:val="en-US"/>
-        </w:rPr>
-      </w:pPr>
-      <w:proofErr w:type="spellStart"/>
-      <w:r>
-        <w:rPr>
-          <w:lang w:val="en-US"/>
-        </w:rPr>
+      </w:pPr>
+      <w:proofErr w:type="spellStart"/>
+      <w:r>
         <w:t>UpdatedOnDate</w:t>
       </w:r>
       <w:proofErr w:type="spellEnd"/>
       <w:r>
-        <w:rPr>
-          <w:lang w:val="en-US"/>
-        </w:rPr>
         <w:t xml:space="preserve"> (datetime) — Constraint: Allows NULL.</w:t>
       </w:r>
     </w:p>
-    <w:p>
-      <w:pPr>
-        <w:rPr>
-          <w:lang w:val="en-US"/>
-        </w:rPr>
-      </w:pPr>
-    </w:p>
-    <w:p>
-      <w:pPr>
-        <w:ind w:left="720"/>
-        <w:rPr>
-          <w:lang w:val="en-US"/>
-        </w:rPr>
-      </w:pPr>
-    </w:p>
-    <w:p>
-      <w:pPr>
-        <w:rPr>
-          <w:lang w:val="en-US"/>
-        </w:rPr>
-      </w:pPr>
-    </w:p>
-    <w:p>
-      <w:pPr>
-        <w:rPr>
-          <w:lang w:val="en-US"/>
-        </w:rPr>
-      </w:pPr>
+    <w:p/>
+    <w:p/>
+    <w:p>
       <w:proofErr w:type="spellStart"/>
       <w:r>
         <w:rPr>
@@ -2835,167 +1892,86 @@
     <w:p>
       <w:pPr>
         <w:ind w:left="720"/>
-        <w:rPr>
-          <w:lang w:val="en-US"/>
-        </w:rPr>
-      </w:pPr>
-    </w:p>
-    <w:p>
-      <w:pPr>
-        <w:rPr>
-          <w:lang w:val="en-US"/>
-        </w:rPr>
-      </w:pPr>
-      <w:r>
-        <w:rPr>
-          <w:lang w:val="en-US"/>
-        </w:rPr>
+      </w:pPr>
+    </w:p>
+    <w:p>
+      <w:r>
         <w:t>Statuses applied to active sales orders (e.g., Pending, Shipped).</w:t>
       </w:r>
     </w:p>
     <w:p>
       <w:pPr>
         <w:ind w:left="720"/>
-        <w:rPr>
-          <w:lang w:val="en-US"/>
-        </w:rPr>
-      </w:pPr>
-    </w:p>
-    <w:p>
-      <w:pPr>
-        <w:rPr>
-          <w:lang w:val="en-US"/>
-        </w:rPr>
-      </w:pPr>
-      <w:r>
-        <w:rPr>
-          <w:lang w:val="en-US"/>
-        </w:rPr>
+      </w:pPr>
+    </w:p>
+    <w:p>
+      <w:r>
         <w:t>Primary Key: ID (int, Identity 1,1)</w:t>
       </w:r>
     </w:p>
     <w:p>
       <w:pPr>
         <w:ind w:left="720"/>
-        <w:rPr>
-          <w:lang w:val="en-US"/>
-        </w:rPr>
-      </w:pPr>
-    </w:p>
-    <w:p>
-      <w:pPr>
-        <w:spacing w:line="360" w:lineRule="auto"/>
-        <w:rPr>
-          <w:lang w:val="en-US"/>
-        </w:rPr>
-      </w:pPr>
-      <w:r>
-        <w:rPr>
-          <w:lang w:val="en-US"/>
-        </w:rPr>
+      </w:pPr>
+    </w:p>
+    <w:p>
+      <w:pPr>
+        <w:spacing w:line="360" w:lineRule="auto"/>
+      </w:pPr>
+      <w:r>
         <w:t>Attributes:</w:t>
       </w:r>
     </w:p>
     <w:p>
       <w:pPr>
         <w:spacing w:line="360" w:lineRule="auto"/>
-        <w:rPr>
-          <w:lang w:val="en-US"/>
-        </w:rPr>
-      </w:pPr>
-      <w:r>
-        <w:rPr>
-          <w:lang w:val="en-US"/>
-        </w:rPr>
+      </w:pPr>
+      <w:r>
         <w:t>Name (</w:t>
       </w:r>
       <w:proofErr w:type="spellStart"/>
       <w:proofErr w:type="gramStart"/>
       <w:r>
-        <w:rPr>
-          <w:lang w:val="en-US"/>
-        </w:rPr>
         <w:t>nvarchar</w:t>
       </w:r>
       <w:proofErr w:type="spellEnd"/>
       <w:r>
-        <w:rPr>
-          <w:lang w:val="en-US"/>
-        </w:rPr>
         <w:t>(</w:t>
       </w:r>
       <w:proofErr w:type="gramEnd"/>
       <w:r>
-        <w:rPr>
-          <w:lang w:val="en-US"/>
-        </w:rPr>
         <w:t>100)) — Constraint: Cannot be NULL.</w:t>
       </w:r>
     </w:p>
     <w:p>
       <w:pPr>
         <w:spacing w:line="360" w:lineRule="auto"/>
-        <w:rPr>
-          <w:lang w:val="en-US"/>
-        </w:rPr>
-      </w:pPr>
-      <w:proofErr w:type="spellStart"/>
-      <w:r>
-        <w:rPr>
-          <w:lang w:val="en-US"/>
-        </w:rPr>
+      </w:pPr>
+      <w:proofErr w:type="spellStart"/>
+      <w:r>
         <w:t>CreatedOnDate</w:t>
       </w:r>
       <w:proofErr w:type="spellEnd"/>
       <w:r>
-        <w:rPr>
-          <w:lang w:val="en-US"/>
-        </w:rPr>
         <w:t xml:space="preserve"> (datetime) — Constraint: Defaults to current date/time.</w:t>
       </w:r>
     </w:p>
     <w:p>
       <w:pPr>
         <w:spacing w:line="360" w:lineRule="auto"/>
-        <w:rPr>
-          <w:lang w:val="en-US"/>
-        </w:rPr>
-      </w:pPr>
-      <w:proofErr w:type="spellStart"/>
-      <w:r>
-        <w:rPr>
-          <w:lang w:val="en-US"/>
-        </w:rPr>
+      </w:pPr>
+      <w:proofErr w:type="spellStart"/>
+      <w:r>
         <w:t>UpdatedOnDate</w:t>
       </w:r>
       <w:proofErr w:type="spellEnd"/>
       <w:r>
-        <w:rPr>
-          <w:lang w:val="en-US"/>
-        </w:rPr>
         <w:t xml:space="preserve"> (datetime) — Constraint: Allows NULL.</w:t>
       </w:r>
     </w:p>
-    <w:p>
-      <w:pPr>
-        <w:rPr>
-          <w:lang w:val="en-US"/>
-        </w:rPr>
-      </w:pPr>
-    </w:p>
-    <w:p>
-      <w:pPr>
-        <w:rPr>
-          <w:lang w:val="en-US"/>
-        </w:rPr>
-      </w:pPr>
-    </w:p>
-    <w:p>
-      <w:pPr>
-        <w:rPr>
-          <w:lang w:val="en-US"/>
-        </w:rPr>
-      </w:pPr>
+    <w:p/>
+    <w:p/>
+    <w:p>
       <w:r>
         <w:rPr>
           <w:b/>
@@ -3004,183 +1980,101 @@
           <w:sz w:val="32"/>
           <w:szCs w:val="32"/>
         </w:rPr>
-        <w:lastRenderedPageBreak/>
         <w:t>Region</w:t>
       </w:r>
     </w:p>
     <w:p>
       <w:pPr>
         <w:ind w:left="720"/>
-        <w:rPr>
-          <w:lang w:val="en-US"/>
-        </w:rPr>
-      </w:pPr>
-    </w:p>
-    <w:p>
-      <w:pPr>
-        <w:rPr>
-          <w:lang w:val="en-US"/>
-        </w:rPr>
-      </w:pPr>
-      <w:r>
-        <w:rPr>
-          <w:lang w:val="en-US"/>
-        </w:rPr>
+      </w:pPr>
+    </w:p>
+    <w:p>
+      <w:r>
         <w:t>Broad geographic regions.</w:t>
       </w:r>
     </w:p>
     <w:p>
       <w:pPr>
         <w:ind w:left="720"/>
-        <w:rPr>
-          <w:lang w:val="en-US"/>
-        </w:rPr>
-      </w:pPr>
-    </w:p>
-    <w:p>
-      <w:pPr>
-        <w:rPr>
-          <w:lang w:val="en-US"/>
-        </w:rPr>
-      </w:pPr>
-      <w:r>
-        <w:rPr>
-          <w:lang w:val="en-US"/>
-        </w:rPr>
+      </w:pPr>
+    </w:p>
+    <w:p>
+      <w:r>
         <w:t>Primary Key: ID (int, Identity 1,1)</w:t>
       </w:r>
     </w:p>
     <w:p>
       <w:pPr>
         <w:ind w:left="720"/>
-        <w:rPr>
-          <w:lang w:val="en-US"/>
-        </w:rPr>
-      </w:pPr>
-    </w:p>
-    <w:p>
-      <w:pPr>
-        <w:spacing w:line="360" w:lineRule="auto"/>
-        <w:rPr>
-          <w:lang w:val="en-US"/>
-        </w:rPr>
-      </w:pPr>
-      <w:r>
-        <w:rPr>
-          <w:lang w:val="en-US"/>
-        </w:rPr>
+      </w:pPr>
+    </w:p>
+    <w:p>
+      <w:pPr>
+        <w:spacing w:line="360" w:lineRule="auto"/>
+      </w:pPr>
+      <w:r>
         <w:t>Attributes:</w:t>
       </w:r>
     </w:p>
     <w:p>
       <w:pPr>
         <w:spacing w:line="360" w:lineRule="auto"/>
-        <w:rPr>
-          <w:lang w:val="en-US"/>
-        </w:rPr>
-      </w:pPr>
-      <w:r>
-        <w:rPr>
-          <w:lang w:val="en-US"/>
-        </w:rPr>
+      </w:pPr>
+      <w:r>
         <w:t>Name (</w:t>
       </w:r>
       <w:proofErr w:type="spellStart"/>
       <w:proofErr w:type="gramStart"/>
       <w:r>
-        <w:rPr>
-          <w:lang w:val="en-US"/>
-        </w:rPr>
         <w:t>nvarchar</w:t>
       </w:r>
       <w:proofErr w:type="spellEnd"/>
       <w:r>
-        <w:rPr>
-          <w:lang w:val="en-US"/>
-        </w:rPr>
         <w:t>(</w:t>
       </w:r>
       <w:proofErr w:type="gramEnd"/>
       <w:r>
-        <w:rPr>
-          <w:lang w:val="en-US"/>
-        </w:rPr>
         <w:t>100)) — Constraint: Cannot be NULL.</w:t>
       </w:r>
     </w:p>
     <w:p>
       <w:pPr>
         <w:spacing w:line="360" w:lineRule="auto"/>
-        <w:rPr>
-          <w:lang w:val="en-US"/>
-        </w:rPr>
-      </w:pPr>
-      <w:proofErr w:type="spellStart"/>
-      <w:r>
-        <w:rPr>
-          <w:lang w:val="en-US"/>
-        </w:rPr>
+      </w:pPr>
+      <w:proofErr w:type="spellStart"/>
+      <w:r>
         <w:t>CreatedOnDate</w:t>
       </w:r>
       <w:proofErr w:type="spellEnd"/>
       <w:r>
-        <w:rPr>
-          <w:lang w:val="en-US"/>
-        </w:rPr>
         <w:t xml:space="preserve"> (datetime) — Constraint: Defaults to current date/time.</w:t>
       </w:r>
     </w:p>
     <w:p>
       <w:pPr>
         <w:spacing w:line="360" w:lineRule="auto"/>
-        <w:rPr>
-          <w:lang w:val="en-US"/>
-        </w:rPr>
-      </w:pPr>
-      <w:proofErr w:type="spellStart"/>
-      <w:r>
-        <w:rPr>
-          <w:lang w:val="en-US"/>
-        </w:rPr>
+      </w:pPr>
+      <w:proofErr w:type="spellStart"/>
+      <w:r>
         <w:t>UpdatedOnDate</w:t>
       </w:r>
       <w:proofErr w:type="spellEnd"/>
       <w:r>
-        <w:rPr>
-          <w:lang w:val="en-US"/>
-        </w:rPr>
         <w:t xml:space="preserve"> (datetime) — Constraint: Allows NULL.</w:t>
       </w:r>
     </w:p>
-    <w:p>
-      <w:pPr>
-        <w:rPr>
-          <w:lang w:val="en-US"/>
-        </w:rPr>
-      </w:pPr>
-    </w:p>
-    <w:p>
-      <w:pPr>
-        <w:ind w:left="720"/>
-        <w:rPr>
-          <w:lang w:val="en-US"/>
-        </w:rPr>
-      </w:pPr>
-    </w:p>
-    <w:p>
-      <w:pPr>
-        <w:ind w:left="720"/>
-        <w:rPr>
-          <w:lang w:val="en-US"/>
-        </w:rPr>
-      </w:pPr>
-    </w:p>
-    <w:p>
-      <w:pPr>
-        <w:rPr>
-          <w:lang w:val="en-US"/>
-        </w:rPr>
-      </w:pPr>
+    <w:p/>
+    <w:p>
+      <w:pPr>
+        <w:ind w:left="720"/>
+      </w:pPr>
+    </w:p>
+    <w:p>
+      <w:pPr>
+        <w:ind w:left="720"/>
+      </w:pPr>
+    </w:p>
+    <w:p>
       <w:r>
         <w:rPr>
           <w:b/>
@@ -3192,169 +2086,87 @@
         <w:t>ReturnReason</w:t>
       </w:r>
     </w:p>
-    <w:p>
-      <w:pPr>
-        <w:rPr>
-          <w:lang w:val="en-US"/>
-        </w:rPr>
-      </w:pPr>
-    </w:p>
-    <w:p>
-      <w:pPr>
-        <w:rPr>
-          <w:lang w:val="en-US"/>
-        </w:rPr>
-      </w:pPr>
-      <w:r>
-        <w:rPr>
-          <w:lang w:val="en-US"/>
-        </w:rPr>
+    <w:p/>
+    <w:p>
+      <w:r>
         <w:t>Categorizes why an item was returned.</w:t>
       </w:r>
     </w:p>
-    <w:p>
-      <w:pPr>
-        <w:rPr>
-          <w:lang w:val="en-US"/>
-        </w:rPr>
-      </w:pPr>
-    </w:p>
-    <w:p>
-      <w:pPr>
-        <w:rPr>
-          <w:lang w:val="en-US"/>
-        </w:rPr>
-      </w:pPr>
-      <w:r>
-        <w:rPr>
-          <w:lang w:val="en-US"/>
-        </w:rPr>
+    <w:p/>
+    <w:p>
+      <w:r>
         <w:t>Primary Key: ID (int, Identity 1,1)</w:t>
       </w:r>
     </w:p>
-    <w:p>
-      <w:pPr>
-        <w:rPr>
-          <w:lang w:val="en-US"/>
-        </w:rPr>
-      </w:pPr>
-    </w:p>
-    <w:p>
-      <w:pPr>
-        <w:spacing w:line="360" w:lineRule="auto"/>
-        <w:rPr>
-          <w:lang w:val="en-US"/>
-        </w:rPr>
-      </w:pPr>
-      <w:r>
-        <w:rPr>
-          <w:lang w:val="en-US"/>
-        </w:rPr>
+    <w:p/>
+    <w:p>
+      <w:pPr>
+        <w:spacing w:line="360" w:lineRule="auto"/>
+      </w:pPr>
+      <w:r>
         <w:t>Attributes:</w:t>
       </w:r>
     </w:p>
     <w:p>
       <w:pPr>
         <w:spacing w:line="360" w:lineRule="auto"/>
-        <w:rPr>
-          <w:lang w:val="en-US"/>
-        </w:rPr>
-      </w:pPr>
-      <w:r>
-        <w:rPr>
-          <w:lang w:val="en-US"/>
-        </w:rPr>
+      </w:pPr>
+      <w:r>
         <w:t>Name (</w:t>
       </w:r>
       <w:proofErr w:type="spellStart"/>
       <w:proofErr w:type="gramStart"/>
       <w:r>
-        <w:rPr>
-          <w:lang w:val="en-US"/>
-        </w:rPr>
         <w:t>nvarchar</w:t>
       </w:r>
       <w:proofErr w:type="spellEnd"/>
       <w:r>
-        <w:rPr>
-          <w:lang w:val="en-US"/>
-        </w:rPr>
         <w:t>(</w:t>
       </w:r>
       <w:proofErr w:type="gramEnd"/>
       <w:r>
-        <w:rPr>
-          <w:lang w:val="en-US"/>
-        </w:rPr>
         <w:t>100)) — Constraint: Cannot be NULL.</w:t>
       </w:r>
     </w:p>
     <w:p>
       <w:pPr>
         <w:spacing w:line="360" w:lineRule="auto"/>
-        <w:rPr>
-          <w:lang w:val="en-US"/>
-        </w:rPr>
-      </w:pPr>
-      <w:proofErr w:type="spellStart"/>
-      <w:r>
-        <w:rPr>
-          <w:lang w:val="en-US"/>
-        </w:rPr>
+      </w:pPr>
+      <w:proofErr w:type="spellStart"/>
+      <w:r>
         <w:t>CreatedOnDate</w:t>
       </w:r>
       <w:proofErr w:type="spellEnd"/>
       <w:r>
-        <w:rPr>
-          <w:lang w:val="en-US"/>
-        </w:rPr>
         <w:t xml:space="preserve"> (datetime) — Constraint: Defaults to current date/time.</w:t>
       </w:r>
     </w:p>
     <w:p>
       <w:pPr>
         <w:spacing w:line="360" w:lineRule="auto"/>
-        <w:rPr>
-          <w:lang w:val="en-US"/>
-        </w:rPr>
-      </w:pPr>
-      <w:proofErr w:type="spellStart"/>
-      <w:r>
-        <w:rPr>
-          <w:lang w:val="en-US"/>
-        </w:rPr>
+      </w:pPr>
+      <w:proofErr w:type="spellStart"/>
+      <w:r>
         <w:t>UpdatedOnDate</w:t>
       </w:r>
       <w:proofErr w:type="spellEnd"/>
       <w:r>
-        <w:rPr>
-          <w:lang w:val="en-US"/>
-        </w:rPr>
         <w:t xml:space="preserve"> (datetime) — Constraint: Allows NULL.</w:t>
       </w:r>
     </w:p>
     <w:p>
       <w:pPr>
         <w:ind w:left="720"/>
-        <w:rPr>
-          <w:lang w:val="en-US"/>
-        </w:rPr>
-      </w:pPr>
-    </w:p>
-    <w:p>
-      <w:pPr>
-        <w:ind w:left="720"/>
-        <w:rPr>
-          <w:lang w:val="en-US"/>
-        </w:rPr>
-      </w:pPr>
-    </w:p>
-    <w:p>
-      <w:pPr>
-        <w:ind w:left="720"/>
-        <w:rPr>
-          <w:lang w:val="en-US"/>
-        </w:rPr>
+      </w:pPr>
+    </w:p>
+    <w:p>
+      <w:pPr>
+        <w:ind w:left="720"/>
+      </w:pPr>
+    </w:p>
+    <w:p>
+      <w:pPr>
+        <w:ind w:left="720"/>
       </w:pPr>
     </w:p>
     <w:p>
@@ -3365,7 +2177,6 @@
           <w:color w:val="1F3864" w:themeColor="accent1" w:themeShade="80"/>
           <w:sz w:val="40"/>
           <w:szCs w:val="40"/>
-          <w:lang w:val="en-US"/>
         </w:rPr>
       </w:pPr>
     </w:p>
@@ -3377,7 +2188,6 @@
           <w:color w:val="1F3864" w:themeColor="accent1" w:themeShade="80"/>
           <w:sz w:val="40"/>
           <w:szCs w:val="40"/>
-          <w:lang w:val="en-US"/>
         </w:rPr>
       </w:pPr>
     </w:p>
@@ -3389,7 +2199,6 @@
           <w:color w:val="1F3864" w:themeColor="accent1" w:themeShade="80"/>
           <w:sz w:val="40"/>
           <w:szCs w:val="40"/>
-          <w:lang w:val="en-US"/>
         </w:rPr>
       </w:pPr>
     </w:p>
@@ -3401,7 +2210,6 @@
           <w:color w:val="1F3864" w:themeColor="accent1" w:themeShade="80"/>
           <w:sz w:val="40"/>
           <w:szCs w:val="40"/>
-          <w:lang w:val="en-US"/>
         </w:rPr>
       </w:pPr>
     </w:p>
@@ -3413,7 +2221,6 @@
           <w:color w:val="1F3864" w:themeColor="accent1" w:themeShade="80"/>
           <w:sz w:val="40"/>
           <w:szCs w:val="40"/>
-          <w:lang w:val="en-US"/>
         </w:rPr>
       </w:pPr>
     </w:p>
@@ -3425,7 +2232,6 @@
           <w:color w:val="1F3864" w:themeColor="accent1" w:themeShade="80"/>
           <w:sz w:val="40"/>
           <w:szCs w:val="40"/>
-          <w:lang w:val="en-US"/>
         </w:rPr>
       </w:pPr>
     </w:p>
@@ -3437,7 +2243,6 @@
           <w:color w:val="1F3864" w:themeColor="accent1" w:themeShade="80"/>
           <w:sz w:val="40"/>
           <w:szCs w:val="40"/>
-          <w:lang w:val="en-US"/>
         </w:rPr>
       </w:pPr>
     </w:p>
@@ -3449,7 +2254,6 @@
           <w:color w:val="1F3864" w:themeColor="accent1" w:themeShade="80"/>
           <w:sz w:val="40"/>
           <w:szCs w:val="40"/>
-          <w:lang w:val="en-US"/>
         </w:rPr>
       </w:pPr>
     </w:p>
@@ -3461,7 +2265,6 @@
           <w:color w:val="1F3864" w:themeColor="accent1" w:themeShade="80"/>
           <w:sz w:val="40"/>
           <w:szCs w:val="40"/>
-          <w:lang w:val="en-US"/>
         </w:rPr>
       </w:pPr>
     </w:p>
@@ -3473,7 +2276,6 @@
           <w:color w:val="1F3864" w:themeColor="accent1" w:themeShade="80"/>
           <w:sz w:val="40"/>
           <w:szCs w:val="40"/>
-          <w:lang w:val="en-US"/>
         </w:rPr>
       </w:pPr>
     </w:p>
@@ -3485,7 +2287,6 @@
           <w:color w:val="1F3864" w:themeColor="accent1" w:themeShade="80"/>
           <w:sz w:val="40"/>
           <w:szCs w:val="40"/>
-          <w:lang w:val="en-US"/>
         </w:rPr>
       </w:pPr>
     </w:p>
@@ -3507,9 +2308,7 @@
           <w:color w:val="003B6F"/>
           <w:sz w:val="40"/>
           <w:szCs w:val="40"/>
-          <w:lang w:val="en-US"/>
-        </w:rPr>
-        <w:lastRenderedPageBreak/>
+        </w:rPr>
         <w:t>Fact</w:t>
       </w:r>
       <w:r>
@@ -3531,7 +2330,6 @@
           <w:color w:val="1F3864" w:themeColor="accent1" w:themeShade="80"/>
           <w:sz w:val="40"/>
           <w:szCs w:val="40"/>
-          <w:lang w:val="en-US"/>
         </w:rPr>
       </w:pPr>
     </w:p>
@@ -3543,16 +2341,10 @@
           <w:color w:val="1F3864" w:themeColor="accent1" w:themeShade="80"/>
           <w:sz w:val="40"/>
           <w:szCs w:val="40"/>
-          <w:lang w:val="en-US"/>
-        </w:rPr>
-      </w:pPr>
-    </w:p>
-    <w:p>
-      <w:pPr>
-        <w:rPr>
-          <w:lang w:val="en-US"/>
-        </w:rPr>
-      </w:pPr>
+        </w:rPr>
+      </w:pPr>
+    </w:p>
+    <w:p>
       <w:proofErr w:type="spellStart"/>
       <w:r>
         <w:rPr>
@@ -3566,353 +2358,266 @@
       </w:r>
       <w:proofErr w:type="spellEnd"/>
     </w:p>
-    <w:p>
-      <w:pPr>
-        <w:rPr>
-          <w:lang w:val="en-US"/>
-        </w:rPr>
-      </w:pPr>
-    </w:p>
-    <w:p>
-      <w:pPr>
-        <w:rPr>
-          <w:lang w:val="en-US"/>
-        </w:rPr>
-      </w:pPr>
-      <w:r>
-        <w:rPr>
-          <w:lang w:val="en-US"/>
-        </w:rPr>
+    <w:p/>
+    <w:p>
+      <w:r>
         <w:t>Holds master order details connecting customers to sales reps.</w:t>
       </w:r>
     </w:p>
     <w:p>
       <w:pPr>
         <w:ind w:left="720"/>
-        <w:rPr>
-          <w:lang w:val="en-US"/>
-        </w:rPr>
-      </w:pPr>
-    </w:p>
-    <w:p>
-      <w:pPr>
-        <w:rPr>
-          <w:lang w:val="en-US"/>
-        </w:rPr>
-      </w:pPr>
-      <w:r>
-        <w:rPr>
-          <w:lang w:val="en-US"/>
-        </w:rPr>
+      </w:pPr>
+    </w:p>
+    <w:p>
+      <w:r>
         <w:t>Primary Key: ID (int, Identity 1,1)</w:t>
       </w:r>
     </w:p>
     <w:p>
       <w:pPr>
         <w:ind w:left="720"/>
-        <w:rPr>
-          <w:lang w:val="en-US"/>
-        </w:rPr>
-      </w:pPr>
-    </w:p>
-    <w:p>
-      <w:pPr>
-        <w:spacing w:line="360" w:lineRule="auto"/>
-        <w:rPr>
-          <w:lang w:val="en-US"/>
-        </w:rPr>
-      </w:pPr>
-      <w:r>
-        <w:rPr>
-          <w:lang w:val="en-US"/>
-        </w:rPr>
+      </w:pPr>
+    </w:p>
+    <w:p>
+      <w:pPr>
+        <w:spacing w:line="360" w:lineRule="auto"/>
+      </w:pPr>
+      <w:r>
         <w:t>Attributes:</w:t>
       </w:r>
     </w:p>
     <w:p>
       <w:pPr>
         <w:spacing w:line="360" w:lineRule="auto"/>
-        <w:rPr>
-          <w:lang w:val="en-US"/>
-        </w:rPr>
-      </w:pPr>
-      <w:proofErr w:type="spellStart"/>
-      <w:r>
-        <w:rPr>
-          <w:lang w:val="en-US"/>
-        </w:rPr>
+      </w:pPr>
+      <w:proofErr w:type="spellStart"/>
+      <w:r>
         <w:t>CustomerID</w:t>
       </w:r>
       <w:proofErr w:type="spellEnd"/>
       <w:r>
-        <w:rPr>
-          <w:lang w:val="en-US"/>
-        </w:rPr>
         <w:t xml:space="preserve"> (int) — Constraint: Foreign Key references </w:t>
       </w:r>
       <w:proofErr w:type="gramStart"/>
       <w:r>
-        <w:rPr>
-          <w:lang w:val="en-US"/>
-        </w:rPr>
         <w:t>Customer(</w:t>
       </w:r>
       <w:proofErr w:type="gramEnd"/>
       <w:r>
-        <w:rPr>
-          <w:lang w:val="en-US"/>
-        </w:rPr>
         <w:t>ID). Cannot be NULL.</w:t>
       </w:r>
     </w:p>
     <w:p>
       <w:pPr>
         <w:spacing w:line="360" w:lineRule="auto"/>
-        <w:rPr>
-          <w:lang w:val="en-US"/>
-        </w:rPr>
-      </w:pPr>
-      <w:proofErr w:type="spellStart"/>
-      <w:r>
-        <w:rPr>
-          <w:lang w:val="en-US"/>
-        </w:rPr>
+      </w:pPr>
+      <w:proofErr w:type="spellStart"/>
+      <w:r>
         <w:t>SalesRepresentativeID</w:t>
       </w:r>
       <w:proofErr w:type="spellEnd"/>
       <w:r>
-        <w:rPr>
-          <w:lang w:val="en-US"/>
-        </w:rPr>
         <w:t xml:space="preserve"> (int) — Constraint: Foreign Key references </w:t>
       </w:r>
       <w:proofErr w:type="spellStart"/>
       <w:proofErr w:type="gramStart"/>
       <w:r>
-        <w:rPr>
-          <w:lang w:val="en-US"/>
-        </w:rPr>
         <w:t>SalesRepresentative</w:t>
       </w:r>
       <w:proofErr w:type="spellEnd"/>
       <w:r>
-        <w:rPr>
-          <w:lang w:val="en-US"/>
-        </w:rPr>
         <w:t>(</w:t>
       </w:r>
       <w:proofErr w:type="gramEnd"/>
       <w:r>
-        <w:rPr>
-          <w:lang w:val="en-US"/>
-        </w:rPr>
         <w:t xml:space="preserve">ID). </w:t>
       </w:r>
     </w:p>
     <w:p>
       <w:pPr>
         <w:spacing w:line="360" w:lineRule="auto"/>
-        <w:rPr>
-          <w:lang w:val="en-US"/>
-        </w:rPr>
-      </w:pPr>
-      <w:proofErr w:type="spellStart"/>
-      <w:r>
-        <w:rPr>
-          <w:lang w:val="en-US"/>
-        </w:rPr>
+      </w:pPr>
+      <w:proofErr w:type="spellStart"/>
+      <w:r>
         <w:t>OrderDate</w:t>
       </w:r>
-      <w:proofErr w:type="spellEnd"/>
-      <w:r>
-        <w:rPr>
-          <w:lang w:val="en-US"/>
-        </w:rPr>
+      <w:r>
+        <w:t>Key</w:t>
+      </w:r>
+      <w:proofErr w:type="spellEnd"/>
+      <w:r>
+        <w:t xml:space="preserve"> (</w:t>
+      </w:r>
+      <w:r>
+        <w:t>int</w:t>
+      </w:r>
+      <w:r>
+        <w:t xml:space="preserve">) — Constraint: Foreign Key references </w:t>
+      </w:r>
+      <w:proofErr w:type="gramStart"/>
+      <w:r>
+        <w:t>Date</w:t>
+      </w:r>
+      <w:r>
+        <w:t>(</w:t>
+      </w:r>
+      <w:proofErr w:type="spellStart"/>
+      <w:proofErr w:type="gramEnd"/>
+      <w:r>
+        <w:t>DateKey</w:t>
+      </w:r>
+      <w:proofErr w:type="spellEnd"/>
+      <w:r>
+        <w:t>). Cannot be NULL.</w:t>
+      </w:r>
+    </w:p>
+    <w:p>
+      <w:pPr>
+        <w:spacing w:line="360" w:lineRule="auto"/>
+      </w:pPr>
+      <w:proofErr w:type="spellStart"/>
+      <w:r>
+        <w:t>OrderDate</w:t>
+      </w:r>
+      <w:proofErr w:type="spellEnd"/>
+      <w:r>
         <w:t xml:space="preserve"> (datetime) — Constraint: Cannot be NULL.</w:t>
       </w:r>
     </w:p>
     <w:p>
       <w:pPr>
         <w:spacing w:line="360" w:lineRule="auto"/>
-        <w:rPr>
-          <w:lang w:val="en-US"/>
-        </w:rPr>
-      </w:pPr>
-      <w:proofErr w:type="spellStart"/>
-      <w:r>
-        <w:rPr>
-          <w:lang w:val="en-US"/>
-        </w:rPr>
+      </w:pPr>
+      <w:proofErr w:type="spellStart"/>
+      <w:r>
         <w:t>PaymentTerm</w:t>
       </w:r>
       <w:proofErr w:type="spellEnd"/>
       <w:r>
-        <w:rPr>
-          <w:lang w:val="en-US"/>
-        </w:rPr>
         <w:t xml:space="preserve"> (</w:t>
       </w:r>
       <w:proofErr w:type="spellStart"/>
       <w:proofErr w:type="gramStart"/>
       <w:r>
-        <w:rPr>
-          <w:lang w:val="en-US"/>
-        </w:rPr>
         <w:t>nvarchar</w:t>
       </w:r>
       <w:proofErr w:type="spellEnd"/>
       <w:r>
-        <w:rPr>
-          <w:lang w:val="en-US"/>
-        </w:rPr>
         <w:t>(</w:t>
       </w:r>
       <w:proofErr w:type="gramEnd"/>
       <w:r>
-        <w:rPr>
-          <w:lang w:val="en-US"/>
-        </w:rPr>
         <w:t>100)) — Constraint: Cannot be NULL.</w:t>
       </w:r>
     </w:p>
     <w:p>
       <w:pPr>
         <w:spacing w:line="360" w:lineRule="auto"/>
-        <w:rPr>
-          <w:lang w:val="en-US"/>
-        </w:rPr>
-      </w:pPr>
-      <w:proofErr w:type="spellStart"/>
-      <w:r>
-        <w:rPr>
-          <w:lang w:val="en-US"/>
-        </w:rPr>
+      </w:pPr>
+      <w:proofErr w:type="spellStart"/>
+      <w:r>
         <w:t>ShippingDate</w:t>
       </w:r>
-      <w:proofErr w:type="spellEnd"/>
-      <w:r>
-        <w:rPr>
-          <w:lang w:val="en-US"/>
-        </w:rPr>
+      <w:r>
+        <w:t>Key</w:t>
+      </w:r>
+      <w:proofErr w:type="spellEnd"/>
+      <w:r>
+        <w:t xml:space="preserve"> (</w:t>
+      </w:r>
+      <w:r>
+        <w:t>int</w:t>
+      </w:r>
+      <w:r>
+        <w:t xml:space="preserve">) — Constraint: Foreign Key references </w:t>
+      </w:r>
+      <w:proofErr w:type="gramStart"/>
+      <w:r>
+        <w:t>Date</w:t>
+      </w:r>
+      <w:r>
+        <w:t>(</w:t>
+      </w:r>
+      <w:proofErr w:type="spellStart"/>
+      <w:proofErr w:type="gramEnd"/>
+      <w:r>
+        <w:t>DateKey</w:t>
+      </w:r>
+      <w:proofErr w:type="spellEnd"/>
+      <w:r>
+        <w:t>). Can be NULL.</w:t>
+      </w:r>
+    </w:p>
+    <w:p>
+      <w:pPr>
+        <w:spacing w:line="360" w:lineRule="auto"/>
+      </w:pPr>
+      <w:proofErr w:type="spellStart"/>
+      <w:r>
+        <w:t>ShippingDate</w:t>
+      </w:r>
+      <w:proofErr w:type="spellEnd"/>
+      <w:r>
         <w:t xml:space="preserve"> (datetime) — Constraint: Allows NULL.</w:t>
       </w:r>
     </w:p>
     <w:p>
       <w:pPr>
         <w:spacing w:line="360" w:lineRule="auto"/>
-        <w:rPr>
-          <w:lang w:val="en-US"/>
-        </w:rPr>
-      </w:pPr>
-      <w:proofErr w:type="spellStart"/>
-      <w:r>
-        <w:rPr>
-          <w:lang w:val="en-US"/>
-        </w:rPr>
+      </w:pPr>
+      <w:proofErr w:type="spellStart"/>
+      <w:r>
         <w:t>SaleStatusID</w:t>
       </w:r>
       <w:proofErr w:type="spellEnd"/>
       <w:r>
-        <w:rPr>
-          <w:lang w:val="en-US"/>
-        </w:rPr>
         <w:t xml:space="preserve"> (int) — Constraint: Foreign Key references </w:t>
       </w:r>
       <w:proofErr w:type="spellStart"/>
       <w:proofErr w:type="gramStart"/>
       <w:r>
-        <w:rPr>
-          <w:lang w:val="en-US"/>
-        </w:rPr>
         <w:t>SaleStatus</w:t>
       </w:r>
       <w:proofErr w:type="spellEnd"/>
       <w:r>
-        <w:rPr>
-          <w:lang w:val="en-US"/>
-        </w:rPr>
         <w:t>(</w:t>
       </w:r>
       <w:proofErr w:type="gramEnd"/>
       <w:r>
-        <w:rPr>
-          <w:lang w:val="en-US"/>
-        </w:rPr>
         <w:t>ID). Cannot be NULL.</w:t>
       </w:r>
     </w:p>
     <w:p>
       <w:pPr>
         <w:spacing w:line="360" w:lineRule="auto"/>
-        <w:rPr>
-          <w:lang w:val="en-US"/>
-        </w:rPr>
-      </w:pPr>
-      <w:proofErr w:type="spellStart"/>
-      <w:r>
-        <w:rPr>
-          <w:lang w:val="en-US"/>
-        </w:rPr>
+      </w:pPr>
+      <w:proofErr w:type="spellStart"/>
+      <w:r>
         <w:t>CreatedOnDate</w:t>
       </w:r>
       <w:proofErr w:type="spellEnd"/>
       <w:r>
-        <w:rPr>
-          <w:lang w:val="en-US"/>
-        </w:rPr>
         <w:t xml:space="preserve"> (datetime) — Constraint: Defaults to current date/time.</w:t>
       </w:r>
     </w:p>
     <w:p>
-      <w:pPr>
-        <w:rPr>
-          <w:lang w:val="en-US"/>
-        </w:rPr>
-      </w:pPr>
-      <w:proofErr w:type="spellStart"/>
-      <w:r>
-        <w:rPr>
-          <w:lang w:val="en-US"/>
-        </w:rPr>
+      <w:proofErr w:type="spellStart"/>
+      <w:r>
         <w:t>UpdatedOnDate</w:t>
       </w:r>
       <w:proofErr w:type="spellEnd"/>
       <w:r>
-        <w:rPr>
-          <w:lang w:val="en-US"/>
-        </w:rPr>
         <w:t xml:space="preserve"> (datetime) — Constraint: Allows NULL.</w:t>
       </w:r>
     </w:p>
     <w:p>
       <w:pPr>
         <w:ind w:left="720"/>
-        <w:rPr>
-          <w:lang w:val="en-US"/>
-        </w:rPr>
-      </w:pPr>
-    </w:p>
-    <w:p>
-      <w:pPr>
-        <w:ind w:left="720"/>
-        <w:rPr>
-          <w:lang w:val="en-US"/>
-        </w:rPr>
-      </w:pPr>
-    </w:p>
-    <w:p>
-      <w:pPr>
-        <w:rPr>
-          <w:lang w:val="en-US"/>
-        </w:rPr>
-      </w:pPr>
-    </w:p>
-    <w:p>
-      <w:pPr>
-        <w:rPr>
-          <w:lang w:val="en-US"/>
-        </w:rPr>
-      </w:pPr>
+      </w:pPr>
+    </w:p>
+    <w:p/>
+    <w:p>
       <w:proofErr w:type="spellStart"/>
       <w:r>
         <w:rPr>
@@ -3929,292 +2634,165 @@
     <w:p>
       <w:pPr>
         <w:ind w:left="720"/>
-        <w:rPr>
-          <w:lang w:val="en-US"/>
-        </w:rPr>
-      </w:pPr>
-    </w:p>
-    <w:p>
-      <w:pPr>
-        <w:rPr>
-          <w:lang w:val="en-US"/>
-        </w:rPr>
-      </w:pPr>
-      <w:r>
-        <w:rPr>
-          <w:lang w:val="en-US"/>
-        </w:rPr>
+      </w:pPr>
+    </w:p>
+    <w:p>
+      <w:r>
         <w:t>Tracks the specific individual products tied to an overarching sales order.</w:t>
       </w:r>
     </w:p>
     <w:p>
       <w:pPr>
         <w:ind w:left="720"/>
-        <w:rPr>
-          <w:lang w:val="en-US"/>
-        </w:rPr>
-      </w:pPr>
-    </w:p>
-    <w:p>
-      <w:pPr>
-        <w:rPr>
-          <w:lang w:val="en-US"/>
-        </w:rPr>
-      </w:pPr>
-      <w:r>
-        <w:rPr>
-          <w:lang w:val="en-US"/>
-        </w:rPr>
+      </w:pPr>
+    </w:p>
+    <w:p>
+      <w:r>
         <w:t>Primary Key: ID (int, Identity 1,1)</w:t>
       </w:r>
     </w:p>
     <w:p>
       <w:pPr>
         <w:ind w:left="720"/>
-        <w:rPr>
-          <w:lang w:val="en-US"/>
-        </w:rPr>
-      </w:pPr>
-    </w:p>
-    <w:p>
-      <w:pPr>
-        <w:spacing w:line="360" w:lineRule="auto"/>
-        <w:rPr>
-          <w:lang w:val="en-US"/>
-        </w:rPr>
-      </w:pPr>
-      <w:r>
-        <w:rPr>
-          <w:lang w:val="en-US"/>
-        </w:rPr>
+      </w:pPr>
+    </w:p>
+    <w:p>
+      <w:pPr>
+        <w:spacing w:line="360" w:lineRule="auto"/>
+      </w:pPr>
+      <w:r>
         <w:t>Attributes:</w:t>
       </w:r>
     </w:p>
     <w:p>
       <w:pPr>
         <w:spacing w:line="360" w:lineRule="auto"/>
-        <w:rPr>
-          <w:lang w:val="en-US"/>
-        </w:rPr>
-      </w:pPr>
-      <w:proofErr w:type="spellStart"/>
-      <w:r>
-        <w:rPr>
-          <w:lang w:val="en-US"/>
-        </w:rPr>
+      </w:pPr>
+      <w:proofErr w:type="spellStart"/>
+      <w:r>
         <w:t>SaleOrderID</w:t>
       </w:r>
       <w:proofErr w:type="spellEnd"/>
       <w:r>
-        <w:rPr>
-          <w:lang w:val="en-US"/>
-        </w:rPr>
         <w:t xml:space="preserve"> (int) — Constraint: Foreign Key references </w:t>
       </w:r>
       <w:proofErr w:type="spellStart"/>
       <w:proofErr w:type="gramStart"/>
       <w:r>
-        <w:rPr>
-          <w:lang w:val="en-US"/>
-        </w:rPr>
         <w:t>SaleOrder</w:t>
       </w:r>
       <w:proofErr w:type="spellEnd"/>
       <w:r>
-        <w:rPr>
-          <w:lang w:val="en-US"/>
-        </w:rPr>
         <w:t>(</w:t>
       </w:r>
       <w:proofErr w:type="gramEnd"/>
       <w:r>
-        <w:rPr>
-          <w:lang w:val="en-US"/>
-        </w:rPr>
         <w:t>ID). Cannot be NULL.</w:t>
       </w:r>
     </w:p>
     <w:p>
       <w:pPr>
         <w:spacing w:line="360" w:lineRule="auto"/>
-        <w:rPr>
-          <w:lang w:val="en-US"/>
-        </w:rPr>
-      </w:pPr>
-      <w:proofErr w:type="spellStart"/>
-      <w:r>
-        <w:rPr>
-          <w:lang w:val="en-US"/>
-        </w:rPr>
+      </w:pPr>
+      <w:proofErr w:type="spellStart"/>
+      <w:r>
         <w:t>ProductID</w:t>
       </w:r>
       <w:proofErr w:type="spellEnd"/>
       <w:r>
-        <w:rPr>
-          <w:lang w:val="en-US"/>
-        </w:rPr>
         <w:t xml:space="preserve"> (int) — Constraint: Foreign Key references </w:t>
       </w:r>
       <w:proofErr w:type="gramStart"/>
       <w:r>
-        <w:rPr>
-          <w:lang w:val="en-US"/>
-        </w:rPr>
         <w:t>Product(</w:t>
       </w:r>
       <w:proofErr w:type="gramEnd"/>
       <w:r>
-        <w:rPr>
-          <w:lang w:val="en-US"/>
-        </w:rPr>
         <w:t>ID). Cannot be NULL.</w:t>
       </w:r>
     </w:p>
     <w:p>
       <w:pPr>
         <w:spacing w:line="360" w:lineRule="auto"/>
-        <w:rPr>
-          <w:lang w:val="en-US"/>
-        </w:rPr>
-      </w:pPr>
-      <w:proofErr w:type="spellStart"/>
-      <w:r>
-        <w:rPr>
-          <w:lang w:val="en-US"/>
-        </w:rPr>
+      </w:pPr>
+      <w:proofErr w:type="spellStart"/>
+      <w:r>
         <w:t>PromotionID</w:t>
       </w:r>
       <w:proofErr w:type="spellEnd"/>
       <w:r>
-        <w:rPr>
-          <w:lang w:val="en-US"/>
-        </w:rPr>
         <w:t xml:space="preserve"> (int) — Constraint: Foreign Key references </w:t>
       </w:r>
       <w:proofErr w:type="gramStart"/>
       <w:r>
-        <w:rPr>
-          <w:lang w:val="en-US"/>
-        </w:rPr>
         <w:t>Promotion(</w:t>
       </w:r>
       <w:proofErr w:type="gramEnd"/>
       <w:r>
-        <w:rPr>
-          <w:lang w:val="en-US"/>
-        </w:rPr>
         <w:t>ID). Allows NULL.</w:t>
       </w:r>
     </w:p>
     <w:p>
       <w:pPr>
         <w:spacing w:line="360" w:lineRule="auto"/>
-        <w:rPr>
-          <w:lang w:val="en-US"/>
-        </w:rPr>
-      </w:pPr>
-      <w:r>
-        <w:rPr>
-          <w:lang w:val="en-US"/>
-        </w:rPr>
+      </w:pPr>
+      <w:r>
         <w:t>Quantity (int) — Constraint: Must be greater than 0. Cannot be NULL.</w:t>
       </w:r>
     </w:p>
     <w:p>
       <w:pPr>
         <w:spacing w:line="360" w:lineRule="auto"/>
-        <w:rPr>
-          <w:lang w:val="en-US"/>
-        </w:rPr>
-      </w:pPr>
-      <w:proofErr w:type="spellStart"/>
-      <w:r>
-        <w:rPr>
-          <w:lang w:val="en-US"/>
-        </w:rPr>
+      </w:pPr>
+      <w:proofErr w:type="spellStart"/>
+      <w:r>
         <w:t>UnitPrice</w:t>
       </w:r>
       <w:proofErr w:type="spellEnd"/>
       <w:r>
-        <w:rPr>
-          <w:lang w:val="en-US"/>
-        </w:rPr>
         <w:t xml:space="preserve"> (float) — Constraint: Must be greater than 0. Cannot be NULL.</w:t>
       </w:r>
     </w:p>
     <w:p>
       <w:pPr>
         <w:spacing w:line="360" w:lineRule="auto"/>
-        <w:rPr>
-          <w:lang w:val="en-US"/>
-        </w:rPr>
-      </w:pPr>
-      <w:proofErr w:type="spellStart"/>
-      <w:r>
-        <w:rPr>
-          <w:lang w:val="en-US"/>
-        </w:rPr>
+      </w:pPr>
+      <w:proofErr w:type="spellStart"/>
+      <w:r>
         <w:t>TotalPrice</w:t>
       </w:r>
       <w:proofErr w:type="spellEnd"/>
       <w:r>
-        <w:rPr>
-          <w:lang w:val="en-US"/>
-        </w:rPr>
         <w:t xml:space="preserve"> (float) — Constraint: Must be greater than 0. Cannot be NULL.</w:t>
       </w:r>
     </w:p>
     <w:p>
       <w:pPr>
         <w:spacing w:line="360" w:lineRule="auto"/>
-        <w:rPr>
-          <w:lang w:val="en-US"/>
-        </w:rPr>
-      </w:pPr>
-      <w:proofErr w:type="spellStart"/>
-      <w:r>
-        <w:rPr>
-          <w:lang w:val="en-US"/>
-        </w:rPr>
+      </w:pPr>
+      <w:proofErr w:type="spellStart"/>
+      <w:r>
         <w:t>CreatedOnDate</w:t>
       </w:r>
       <w:proofErr w:type="spellEnd"/>
       <w:r>
-        <w:rPr>
-          <w:lang w:val="en-US"/>
-        </w:rPr>
         <w:t xml:space="preserve"> (datetime) — Constraint: Defaults to current date/time.</w:t>
       </w:r>
     </w:p>
     <w:p>
       <w:pPr>
         <w:spacing w:line="360" w:lineRule="auto"/>
-        <w:rPr>
-          <w:lang w:val="en-US"/>
-        </w:rPr>
-      </w:pPr>
-      <w:proofErr w:type="spellStart"/>
-      <w:r>
-        <w:rPr>
-          <w:lang w:val="en-US"/>
-        </w:rPr>
+      </w:pPr>
+      <w:proofErr w:type="spellStart"/>
+      <w:r>
         <w:t>UpdatedOnDate</w:t>
       </w:r>
       <w:proofErr w:type="spellEnd"/>
       <w:r>
-        <w:rPr>
-          <w:lang w:val="en-US"/>
-        </w:rPr>
         <w:t xml:space="preserve"> (datetime) — Constraint: Allows NULL.</w:t>
       </w:r>
     </w:p>
-    <w:p>
-      <w:pPr>
-        <w:rPr>
-          <w:lang w:val="en-US"/>
-        </w:rPr>
-      </w:pPr>
-    </w:p>
+    <w:p/>
     <w:p>
       <w:pPr>
         <w:rPr>
@@ -4223,16 +2801,10 @@
           <w:color w:val="1F3864" w:themeColor="accent1" w:themeShade="80"/>
           <w:sz w:val="40"/>
           <w:szCs w:val="40"/>
-          <w:lang w:val="en-US"/>
-        </w:rPr>
-      </w:pPr>
-    </w:p>
-    <w:p>
-      <w:pPr>
-        <w:rPr>
-          <w:lang w:val="en-US"/>
-        </w:rPr>
-      </w:pPr>
+        </w:rPr>
+      </w:pPr>
+    </w:p>
+    <w:p>
       <w:r>
         <w:rPr>
           <w:b/>
@@ -4241,293 +2813,204 @@
           <w:sz w:val="32"/>
           <w:szCs w:val="32"/>
         </w:rPr>
-        <w:lastRenderedPageBreak/>
         <w:t>Return</w:t>
       </w:r>
     </w:p>
     <w:p>
       <w:pPr>
         <w:ind w:left="720"/>
-        <w:rPr>
-          <w:lang w:val="en-US"/>
-        </w:rPr>
-      </w:pPr>
-    </w:p>
-    <w:p>
-      <w:pPr>
-        <w:rPr>
-          <w:lang w:val="en-US"/>
-        </w:rPr>
-      </w:pPr>
-      <w:r>
-        <w:rPr>
-          <w:lang w:val="en-US"/>
-        </w:rPr>
+      </w:pPr>
+    </w:p>
+    <w:p>
+      <w:r>
         <w:t>Logs product returns submitted by customers.</w:t>
       </w:r>
     </w:p>
     <w:p>
       <w:pPr>
         <w:ind w:left="720"/>
-        <w:rPr>
-          <w:lang w:val="en-US"/>
-        </w:rPr>
-      </w:pPr>
-    </w:p>
-    <w:p>
-      <w:pPr>
-        <w:rPr>
-          <w:lang w:val="en-US"/>
-        </w:rPr>
-      </w:pPr>
-      <w:r>
-        <w:rPr>
-          <w:lang w:val="en-US"/>
-        </w:rPr>
+      </w:pPr>
+    </w:p>
+    <w:p>
+      <w:r>
         <w:t>Primary Key: ID (int, Identity 1,1)</w:t>
       </w:r>
     </w:p>
     <w:p>
       <w:pPr>
         <w:ind w:left="720"/>
-        <w:rPr>
-          <w:lang w:val="en-US"/>
-        </w:rPr>
-      </w:pPr>
-    </w:p>
-    <w:p>
-      <w:pPr>
-        <w:spacing w:line="360" w:lineRule="auto"/>
-        <w:rPr>
-          <w:lang w:val="en-US"/>
-        </w:rPr>
-      </w:pPr>
-      <w:r>
-        <w:rPr>
-          <w:lang w:val="en-US"/>
-        </w:rPr>
+      </w:pPr>
+    </w:p>
+    <w:p>
+      <w:pPr>
+        <w:spacing w:line="360" w:lineRule="auto"/>
+      </w:pPr>
+      <w:r>
         <w:t>Attributes:</w:t>
       </w:r>
     </w:p>
     <w:p>
       <w:pPr>
         <w:spacing w:line="360" w:lineRule="auto"/>
-        <w:rPr>
-          <w:lang w:val="en-US"/>
-        </w:rPr>
-      </w:pPr>
-      <w:proofErr w:type="spellStart"/>
-      <w:r>
-        <w:rPr>
-          <w:lang w:val="en-US"/>
-        </w:rPr>
+      </w:pPr>
+      <w:proofErr w:type="spellStart"/>
+      <w:r>
         <w:t>OrderLineItemID</w:t>
       </w:r>
       <w:proofErr w:type="spellEnd"/>
       <w:r>
-        <w:rPr>
-          <w:lang w:val="en-US"/>
-        </w:rPr>
         <w:t xml:space="preserve"> (int) — Constraint: Foreign Key references </w:t>
       </w:r>
       <w:proofErr w:type="spellStart"/>
       <w:proofErr w:type="gramStart"/>
       <w:r>
-        <w:rPr>
-          <w:lang w:val="en-US"/>
-        </w:rPr>
         <w:t>OrderLineItem</w:t>
       </w:r>
       <w:proofErr w:type="spellEnd"/>
       <w:r>
-        <w:rPr>
-          <w:lang w:val="en-US"/>
-        </w:rPr>
         <w:t>(</w:t>
       </w:r>
       <w:proofErr w:type="gramEnd"/>
       <w:r>
-        <w:rPr>
-          <w:lang w:val="en-US"/>
-        </w:rPr>
         <w:t xml:space="preserve">ID). </w:t>
       </w:r>
       <w:proofErr w:type="gramStart"/>
       <w:r>
-        <w:rPr>
-          <w:lang w:val="en-US"/>
-        </w:rPr>
         <w:t>Can</w:t>
       </w:r>
       <w:r>
-        <w:rPr>
-          <w:lang w:val="en-US"/>
-        </w:rPr>
         <w:t>t</w:t>
       </w:r>
       <w:proofErr w:type="gramEnd"/>
       <w:r>
-        <w:rPr>
-          <w:lang w:val="en-US"/>
-        </w:rPr>
         <w:t xml:space="preserve"> NULL.</w:t>
       </w:r>
     </w:p>
     <w:p>
       <w:pPr>
         <w:spacing w:line="360" w:lineRule="auto"/>
-        <w:rPr>
-          <w:lang w:val="en-US"/>
-        </w:rPr>
-      </w:pPr>
-      <w:proofErr w:type="spellStart"/>
-      <w:r>
-        <w:rPr>
-          <w:lang w:val="en-US"/>
-        </w:rPr>
+      </w:pPr>
+      <w:proofErr w:type="spellStart"/>
+      <w:r>
         <w:t>ReturnDate</w:t>
       </w:r>
-      <w:proofErr w:type="spellEnd"/>
-      <w:r>
-        <w:rPr>
-          <w:lang w:val="en-US"/>
-        </w:rPr>
+      <w:r>
+        <w:t>Key</w:t>
+      </w:r>
+      <w:proofErr w:type="spellEnd"/>
+      <w:r>
+        <w:t xml:space="preserve"> (</w:t>
+      </w:r>
+      <w:r>
+        <w:t>int</w:t>
+      </w:r>
+      <w:r>
+        <w:t xml:space="preserve">) — Constraint: Foreign Key references </w:t>
+      </w:r>
+      <w:proofErr w:type="gramStart"/>
+      <w:r>
+        <w:t>Date</w:t>
+      </w:r>
+      <w:r>
+        <w:t>(</w:t>
+      </w:r>
+      <w:proofErr w:type="spellStart"/>
+      <w:proofErr w:type="gramEnd"/>
+      <w:r>
+        <w:t>DateKey</w:t>
+      </w:r>
+      <w:proofErr w:type="spellEnd"/>
+      <w:r>
+        <w:t>). Cannot be NULL.</w:t>
+      </w:r>
+    </w:p>
+    <w:p>
+      <w:pPr>
+        <w:spacing w:line="360" w:lineRule="auto"/>
+      </w:pPr>
+      <w:proofErr w:type="spellStart"/>
+      <w:r>
+        <w:t>ReturnDate</w:t>
+      </w:r>
+      <w:proofErr w:type="spellEnd"/>
+      <w:r>
         <w:t xml:space="preserve"> (datetime) — Constraint: Cannot be NULL.</w:t>
       </w:r>
     </w:p>
     <w:p>
       <w:pPr>
         <w:spacing w:line="360" w:lineRule="auto"/>
-        <w:rPr>
-          <w:lang w:val="en-US"/>
-        </w:rPr>
-      </w:pPr>
-      <w:proofErr w:type="spellStart"/>
-      <w:r>
-        <w:rPr>
-          <w:lang w:val="en-US"/>
-        </w:rPr>
+      </w:pPr>
+      <w:proofErr w:type="spellStart"/>
+      <w:r>
         <w:t>ReturnReasonID</w:t>
       </w:r>
       <w:proofErr w:type="spellEnd"/>
       <w:r>
-        <w:rPr>
-          <w:lang w:val="en-US"/>
-        </w:rPr>
         <w:t xml:space="preserve"> (int) — Constraint: Foreign Key references </w:t>
       </w:r>
       <w:proofErr w:type="spellStart"/>
       <w:proofErr w:type="gramStart"/>
       <w:r>
-        <w:rPr>
-          <w:lang w:val="en-US"/>
-        </w:rPr>
         <w:t>ReturnReason</w:t>
       </w:r>
       <w:proofErr w:type="spellEnd"/>
       <w:r>
-        <w:rPr>
-          <w:lang w:val="en-US"/>
-        </w:rPr>
         <w:t>(</w:t>
       </w:r>
       <w:proofErr w:type="gramEnd"/>
       <w:r>
-        <w:rPr>
-          <w:lang w:val="en-US"/>
-        </w:rPr>
         <w:t xml:space="preserve">ID). </w:t>
       </w:r>
       <w:proofErr w:type="spellStart"/>
       <w:proofErr w:type="gramStart"/>
       <w:r>
-        <w:rPr>
-          <w:lang w:val="en-US"/>
-        </w:rPr>
         <w:t>Cant</w:t>
       </w:r>
       <w:proofErr w:type="spellEnd"/>
       <w:proofErr w:type="gramEnd"/>
       <w:r>
-        <w:rPr>
-          <w:lang w:val="en-US"/>
-        </w:rPr>
         <w:t xml:space="preserve"> be NULL.</w:t>
       </w:r>
     </w:p>
     <w:p>
       <w:pPr>
         <w:spacing w:line="360" w:lineRule="auto"/>
-        <w:rPr>
-          <w:lang w:val="en-US"/>
-        </w:rPr>
-      </w:pPr>
-      <w:proofErr w:type="spellStart"/>
-      <w:r>
-        <w:rPr>
-          <w:lang w:val="en-US"/>
-        </w:rPr>
+      </w:pPr>
+      <w:proofErr w:type="spellStart"/>
+      <w:r>
         <w:t>CreatedOnDate</w:t>
       </w:r>
       <w:proofErr w:type="spellEnd"/>
       <w:r>
-        <w:rPr>
-          <w:lang w:val="en-US"/>
-        </w:rPr>
         <w:t xml:space="preserve"> (datetime) — Constraint: Defaults to current date/time.</w:t>
       </w:r>
     </w:p>
     <w:p>
       <w:pPr>
         <w:spacing w:line="360" w:lineRule="auto"/>
-        <w:rPr>
-          <w:lang w:val="en-US"/>
-        </w:rPr>
-      </w:pPr>
-      <w:proofErr w:type="spellStart"/>
-      <w:r>
-        <w:rPr>
-          <w:lang w:val="en-US"/>
-        </w:rPr>
+      </w:pPr>
+      <w:proofErr w:type="spellStart"/>
+      <w:r>
         <w:t>UpdatedOnDate</w:t>
       </w:r>
       <w:proofErr w:type="spellEnd"/>
       <w:r>
-        <w:rPr>
-          <w:lang w:val="en-US"/>
-        </w:rPr>
         <w:t xml:space="preserve"> (datetime) — Constraint: Allows NULL.</w:t>
       </w:r>
     </w:p>
     <w:p>
       <w:pPr>
         <w:ind w:left="720"/>
-        <w:rPr>
-          <w:lang w:val="en-US"/>
-        </w:rPr>
-      </w:pPr>
-    </w:p>
-    <w:p>
-      <w:pPr>
-        <w:ind w:left="720"/>
-        <w:rPr>
-          <w:lang w:val="en-US"/>
-        </w:rPr>
-      </w:pPr>
-    </w:p>
-    <w:p>
-      <w:pPr>
-        <w:rPr>
-          <w:lang w:val="en-US"/>
-        </w:rPr>
-      </w:pPr>
-    </w:p>
-    <w:p>
-      <w:pPr>
-        <w:rPr>
-          <w:lang w:val="en-US"/>
-        </w:rPr>
-      </w:pPr>
+      </w:pPr>
+    </w:p>
+    <w:p>
+      <w:pPr>
+        <w:ind w:left="720"/>
+      </w:pPr>
+    </w:p>
+    <w:p/>
+    <w:p>
       <w:r>
         <w:rPr>
           <w:b/>
@@ -4542,272 +3025,154 @@
     <w:p>
       <w:pPr>
         <w:ind w:left="720"/>
-        <w:rPr>
-          <w:lang w:val="en-US"/>
-        </w:rPr>
-      </w:pPr>
-    </w:p>
-    <w:p>
-      <w:pPr>
-        <w:rPr>
-          <w:lang w:val="en-US"/>
-        </w:rPr>
-      </w:pPr>
-      <w:r>
-        <w:rPr>
-          <w:lang w:val="en-US"/>
-        </w:rPr>
+      </w:pPr>
+    </w:p>
+    <w:p>
+      <w:r>
         <w:t>Tracks sales targets for representatives in specific territories.</w:t>
       </w:r>
     </w:p>
     <w:p>
       <w:pPr>
         <w:ind w:left="720"/>
-        <w:rPr>
-          <w:lang w:val="en-US"/>
-        </w:rPr>
-      </w:pPr>
-    </w:p>
-    <w:p>
-      <w:pPr>
-        <w:rPr>
-          <w:lang w:val="en-US"/>
-        </w:rPr>
-      </w:pPr>
-      <w:r>
-        <w:rPr>
-          <w:lang w:val="en-US"/>
-        </w:rPr>
+      </w:pPr>
+    </w:p>
+    <w:p>
+      <w:r>
         <w:t>Primary Key: ID (int, Identity 1,1)</w:t>
       </w:r>
     </w:p>
     <w:p>
       <w:pPr>
         <w:ind w:left="720"/>
-        <w:rPr>
-          <w:lang w:val="en-US"/>
-        </w:rPr>
-      </w:pPr>
-    </w:p>
-    <w:p>
-      <w:pPr>
-        <w:spacing w:line="360" w:lineRule="auto"/>
-        <w:rPr>
-          <w:lang w:val="en-US"/>
-        </w:rPr>
-      </w:pPr>
-      <w:r>
-        <w:rPr>
-          <w:lang w:val="en-US"/>
-        </w:rPr>
+      </w:pPr>
+    </w:p>
+    <w:p>
+      <w:pPr>
+        <w:spacing w:line="360" w:lineRule="auto"/>
+      </w:pPr>
+      <w:r>
         <w:t>Attributes:</w:t>
       </w:r>
     </w:p>
     <w:p>
       <w:pPr>
         <w:spacing w:line="360" w:lineRule="auto"/>
-        <w:rPr>
-          <w:lang w:val="en-US"/>
-        </w:rPr>
-      </w:pPr>
-      <w:proofErr w:type="spellStart"/>
-      <w:r>
-        <w:rPr>
-          <w:lang w:val="en-US"/>
-        </w:rPr>
+      </w:pPr>
+      <w:proofErr w:type="spellStart"/>
+      <w:r>
         <w:t>SalesRepresentativeID</w:t>
       </w:r>
       <w:proofErr w:type="spellEnd"/>
       <w:r>
-        <w:rPr>
-          <w:lang w:val="en-US"/>
-        </w:rPr>
         <w:t xml:space="preserve"> (int) — Constraint: Foreign Key references </w:t>
       </w:r>
       <w:proofErr w:type="spellStart"/>
       <w:proofErr w:type="gramStart"/>
       <w:r>
-        <w:rPr>
-          <w:lang w:val="en-US"/>
-        </w:rPr>
         <w:t>SalesRepresentative</w:t>
       </w:r>
       <w:proofErr w:type="spellEnd"/>
       <w:r>
-        <w:rPr>
-          <w:lang w:val="en-US"/>
-        </w:rPr>
         <w:t>(</w:t>
       </w:r>
       <w:proofErr w:type="gramEnd"/>
       <w:r>
-        <w:rPr>
-          <w:lang w:val="en-US"/>
-        </w:rPr>
         <w:t>ID). Cannot be NULL.</w:t>
       </w:r>
     </w:p>
     <w:p>
       <w:pPr>
         <w:spacing w:line="360" w:lineRule="auto"/>
-        <w:rPr>
-          <w:lang w:val="en-US"/>
-        </w:rPr>
-      </w:pPr>
-      <w:proofErr w:type="spellStart"/>
-      <w:r>
-        <w:rPr>
-          <w:lang w:val="en-US"/>
-        </w:rPr>
+      </w:pPr>
+      <w:proofErr w:type="spellStart"/>
+      <w:r>
         <w:t>TerritoryID</w:t>
       </w:r>
       <w:proofErr w:type="spellEnd"/>
       <w:r>
-        <w:rPr>
-          <w:lang w:val="en-US"/>
-        </w:rPr>
         <w:t xml:space="preserve"> (int) — Constraint: Foreign Key references </w:t>
       </w:r>
       <w:proofErr w:type="gramStart"/>
       <w:r>
-        <w:rPr>
-          <w:lang w:val="en-US"/>
-        </w:rPr>
         <w:t>Territory(</w:t>
       </w:r>
       <w:proofErr w:type="gramEnd"/>
       <w:r>
-        <w:rPr>
-          <w:lang w:val="en-US"/>
-        </w:rPr>
         <w:t>ID). Cannot be NULL.</w:t>
       </w:r>
     </w:p>
     <w:p>
       <w:pPr>
         <w:spacing w:line="360" w:lineRule="auto"/>
-        <w:rPr>
-          <w:lang w:val="en-US"/>
-        </w:rPr>
-      </w:pPr>
-      <w:proofErr w:type="spellStart"/>
-      <w:r>
-        <w:rPr>
-          <w:lang w:val="en-US"/>
-        </w:rPr>
+      </w:pPr>
+      <w:proofErr w:type="spellStart"/>
+      <w:r>
         <w:t>FiscalPeriod</w:t>
       </w:r>
       <w:proofErr w:type="spellEnd"/>
       <w:r>
-        <w:rPr>
-          <w:lang w:val="en-US"/>
-        </w:rPr>
         <w:t xml:space="preserve"> (</w:t>
       </w:r>
       <w:proofErr w:type="spellStart"/>
       <w:proofErr w:type="gramStart"/>
       <w:r>
-        <w:rPr>
-          <w:lang w:val="en-US"/>
-        </w:rPr>
         <w:t>nvarchar</w:t>
       </w:r>
       <w:proofErr w:type="spellEnd"/>
       <w:r>
-        <w:rPr>
-          <w:lang w:val="en-US"/>
-        </w:rPr>
         <w:t>(</w:t>
       </w:r>
       <w:proofErr w:type="gramEnd"/>
       <w:r>
-        <w:rPr>
-          <w:lang w:val="en-US"/>
-        </w:rPr>
         <w:t>100)) — Constraint: Cannot be NULL.</w:t>
       </w:r>
     </w:p>
     <w:p>
       <w:pPr>
         <w:spacing w:line="360" w:lineRule="auto"/>
-        <w:rPr>
-          <w:lang w:val="en-US"/>
-        </w:rPr>
-      </w:pPr>
-      <w:proofErr w:type="spellStart"/>
-      <w:r>
-        <w:rPr>
-          <w:lang w:val="en-US"/>
-        </w:rPr>
+      </w:pPr>
+      <w:proofErr w:type="spellStart"/>
+      <w:r>
         <w:t>TargetAmount</w:t>
       </w:r>
       <w:proofErr w:type="spellEnd"/>
       <w:r>
-        <w:rPr>
-          <w:lang w:val="en-US"/>
-        </w:rPr>
         <w:t xml:space="preserve"> (float) — Constraint: Must be greater than 0. Cannot be NULL.</w:t>
       </w:r>
     </w:p>
     <w:p>
       <w:pPr>
         <w:spacing w:line="360" w:lineRule="auto"/>
-        <w:rPr>
-          <w:lang w:val="en-US"/>
-        </w:rPr>
-      </w:pPr>
-      <w:proofErr w:type="spellStart"/>
-      <w:r>
-        <w:rPr>
-          <w:lang w:val="en-US"/>
-        </w:rPr>
+      </w:pPr>
+      <w:proofErr w:type="spellStart"/>
+      <w:r>
         <w:t>CreatedOnDate</w:t>
       </w:r>
       <w:proofErr w:type="spellEnd"/>
       <w:r>
-        <w:rPr>
-          <w:lang w:val="en-US"/>
-        </w:rPr>
         <w:t xml:space="preserve"> (datetime) — Constraint: Defaults to current date/time.</w:t>
       </w:r>
     </w:p>
     <w:p>
       <w:pPr>
         <w:spacing w:line="360" w:lineRule="auto"/>
-        <w:rPr>
-          <w:lang w:val="en-US"/>
-        </w:rPr>
-      </w:pPr>
-      <w:proofErr w:type="spellStart"/>
-      <w:r>
-        <w:rPr>
-          <w:lang w:val="en-US"/>
-        </w:rPr>
+      </w:pPr>
+      <w:proofErr w:type="spellStart"/>
+      <w:r>
         <w:t>UpdatedOnDate</w:t>
       </w:r>
       <w:proofErr w:type="spellEnd"/>
       <w:r>
-        <w:rPr>
-          <w:lang w:val="en-US"/>
-        </w:rPr>
         <w:t xml:space="preserve"> (datetime) — Constraint: Allows NULL.</w:t>
       </w:r>
     </w:p>
     <w:p>
       <w:pPr>
         <w:ind w:left="720"/>
-        <w:rPr>
-          <w:lang w:val="en-US"/>
-        </w:rPr>
-      </w:pPr>
-    </w:p>
-    <w:p>
-      <w:pPr>
-        <w:rPr>
-          <w:lang w:val="en-US"/>
-        </w:rPr>
-      </w:pPr>
-    </w:p>
+      </w:pPr>
+    </w:p>
+    <w:p/>
     <w:p>
       <w:pPr>
         <w:rPr>
@@ -4816,7 +3181,6 @@
           <w:color w:val="1F3864" w:themeColor="accent1" w:themeShade="80"/>
           <w:sz w:val="40"/>
           <w:szCs w:val="40"/>
-          <w:lang w:val="en-US"/>
         </w:rPr>
       </w:pPr>
     </w:p>
@@ -4828,7 +3192,6 @@
           <w:color w:val="1F3864" w:themeColor="accent1" w:themeShade="80"/>
           <w:sz w:val="40"/>
           <w:szCs w:val="40"/>
-          <w:lang w:val="en-US"/>
         </w:rPr>
       </w:pPr>
     </w:p>
@@ -4840,7 +3203,6 @@
           <w:color w:val="1F3864" w:themeColor="accent1" w:themeShade="80"/>
           <w:sz w:val="40"/>
           <w:szCs w:val="40"/>
-          <w:lang w:val="en-US"/>
         </w:rPr>
       </w:pPr>
     </w:p>
@@ -4852,7 +3214,6 @@
           <w:color w:val="1F3864" w:themeColor="accent1" w:themeShade="80"/>
           <w:sz w:val="40"/>
           <w:szCs w:val="40"/>
-          <w:lang w:val="en-US"/>
         </w:rPr>
       </w:pPr>
     </w:p>
@@ -4864,7 +3225,6 @@
           <w:color w:val="1F3864" w:themeColor="accent1" w:themeShade="80"/>
           <w:sz w:val="40"/>
           <w:szCs w:val="40"/>
-          <w:lang w:val="en-US"/>
         </w:rPr>
       </w:pPr>
     </w:p>
@@ -4876,7 +3236,6 @@
           <w:color w:val="1F3864" w:themeColor="accent1" w:themeShade="80"/>
           <w:sz w:val="40"/>
           <w:szCs w:val="40"/>
-          <w:lang w:val="en-US"/>
         </w:rPr>
       </w:pPr>
     </w:p>
@@ -4898,9 +3257,7 @@
           <w:color w:val="003B6F"/>
           <w:sz w:val="40"/>
           <w:szCs w:val="40"/>
-          <w:lang w:val="en-US"/>
-        </w:rPr>
-        <w:lastRenderedPageBreak/>
+        </w:rPr>
         <w:t>Bridge</w:t>
       </w:r>
       <w:r>
@@ -4922,7 +3279,6 @@
           <w:color w:val="1F3864" w:themeColor="accent1" w:themeShade="80"/>
           <w:sz w:val="40"/>
           <w:szCs w:val="40"/>
-          <w:lang w:val="en-US"/>
         </w:rPr>
       </w:pPr>
     </w:p>
@@ -4934,7 +3290,6 @@
           <w:color w:val="1F3864" w:themeColor="accent1" w:themeShade="80"/>
           <w:sz w:val="40"/>
           <w:szCs w:val="40"/>
-          <w:lang w:val="en-US"/>
         </w:rPr>
       </w:pPr>
     </w:p>
@@ -4943,7 +3298,6 @@
         <w:rPr>
           <w:sz w:val="40"/>
           <w:szCs w:val="40"/>
-          <w:lang w:val="en-US"/>
         </w:rPr>
       </w:pPr>
       <w:proofErr w:type="spellStart"/>
@@ -4961,7 +3315,6 @@
         <w:rPr>
           <w:sz w:val="40"/>
           <w:szCs w:val="40"/>
-          <w:lang w:val="en-US"/>
         </w:rPr>
         <w:t>_</w:t>
       </w:r>
@@ -4980,270 +3333,180 @@
     <w:p>
       <w:pPr>
         <w:ind w:left="720"/>
-        <w:rPr>
-          <w:lang w:val="en-US"/>
-        </w:rPr>
-      </w:pPr>
-    </w:p>
-    <w:p>
-      <w:pPr>
-        <w:rPr>
-          <w:lang w:val="en-US"/>
-        </w:rPr>
-      </w:pPr>
-      <w:r>
-        <w:rPr>
-          <w:lang w:val="en-US"/>
-        </w:rPr>
+      </w:pPr>
+    </w:p>
+    <w:p>
+      <w:r>
         <w:t>A bridge table tracking which sales representatives are assigned to which customers.</w:t>
       </w:r>
     </w:p>
     <w:p>
       <w:pPr>
         <w:ind w:left="720"/>
-        <w:rPr>
-          <w:lang w:val="en-US"/>
-        </w:rPr>
-      </w:pPr>
-    </w:p>
-    <w:p>
-      <w:pPr>
-        <w:rPr>
-          <w:lang w:val="en-US"/>
-        </w:rPr>
-      </w:pPr>
-      <w:r>
-        <w:rPr>
-          <w:lang w:val="en-US"/>
-        </w:rPr>
+      </w:pPr>
+    </w:p>
+    <w:p>
+      <w:r>
         <w:t>Primary Key: ID (int, Identity 1,1)</w:t>
       </w:r>
     </w:p>
     <w:p>
       <w:pPr>
         <w:ind w:left="720"/>
-        <w:rPr>
-          <w:lang w:val="en-US"/>
-        </w:rPr>
-      </w:pPr>
-    </w:p>
-    <w:p>
-      <w:pPr>
-        <w:spacing w:line="360" w:lineRule="auto"/>
-        <w:rPr>
-          <w:lang w:val="en-US"/>
-        </w:rPr>
-      </w:pPr>
-      <w:r>
-        <w:rPr>
-          <w:lang w:val="en-US"/>
-        </w:rPr>
+      </w:pPr>
+    </w:p>
+    <w:p>
+      <w:pPr>
+        <w:spacing w:line="360" w:lineRule="auto"/>
+      </w:pPr>
+      <w:r>
         <w:t>Attributes:</w:t>
       </w:r>
     </w:p>
     <w:p>
       <w:pPr>
         <w:spacing w:line="360" w:lineRule="auto"/>
-        <w:rPr>
-          <w:lang w:val="en-US"/>
-        </w:rPr>
-      </w:pPr>
-      <w:proofErr w:type="spellStart"/>
-      <w:r>
-        <w:rPr>
-          <w:lang w:val="en-US"/>
-        </w:rPr>
+      </w:pPr>
+      <w:proofErr w:type="spellStart"/>
+      <w:r>
         <w:t>CustomerID</w:t>
       </w:r>
       <w:proofErr w:type="spellEnd"/>
       <w:r>
-        <w:rPr>
-          <w:lang w:val="en-US"/>
-        </w:rPr>
         <w:t xml:space="preserve"> (int) — Constraint: Foreign Key references </w:t>
       </w:r>
       <w:proofErr w:type="gramStart"/>
       <w:r>
-        <w:rPr>
-          <w:lang w:val="en-US"/>
-        </w:rPr>
         <w:t>Customer(</w:t>
       </w:r>
       <w:proofErr w:type="gramEnd"/>
       <w:r>
-        <w:rPr>
-          <w:lang w:val="en-US"/>
-        </w:rPr>
         <w:t>ID). Cannot be NULL.</w:t>
       </w:r>
     </w:p>
     <w:p>
       <w:pPr>
         <w:spacing w:line="360" w:lineRule="auto"/>
-        <w:rPr>
-          <w:lang w:val="en-US"/>
-        </w:rPr>
-      </w:pPr>
-      <w:proofErr w:type="spellStart"/>
-      <w:r>
-        <w:rPr>
-          <w:lang w:val="en-US"/>
-        </w:rPr>
+      </w:pPr>
+      <w:proofErr w:type="spellStart"/>
+      <w:r>
         <w:t>SalesRepresentativeID</w:t>
       </w:r>
       <w:proofErr w:type="spellEnd"/>
       <w:r>
-        <w:rPr>
-          <w:lang w:val="en-US"/>
-        </w:rPr>
         <w:t xml:space="preserve"> (int) — Constraint: Foreign Key references </w:t>
       </w:r>
       <w:proofErr w:type="spellStart"/>
       <w:proofErr w:type="gramStart"/>
       <w:r>
-        <w:rPr>
-          <w:lang w:val="en-US"/>
-        </w:rPr>
         <w:t>SalesRepresentative</w:t>
       </w:r>
       <w:proofErr w:type="spellEnd"/>
       <w:r>
-        <w:rPr>
-          <w:lang w:val="en-US"/>
-        </w:rPr>
         <w:t>(</w:t>
       </w:r>
       <w:proofErr w:type="gramEnd"/>
       <w:r>
-        <w:rPr>
-          <w:lang w:val="en-US"/>
-        </w:rPr>
         <w:t xml:space="preserve">ID). </w:t>
       </w:r>
       <w:proofErr w:type="spellStart"/>
       <w:proofErr w:type="gramStart"/>
       <w:r>
-        <w:rPr>
-          <w:lang w:val="en-US"/>
-        </w:rPr>
         <w:t>Ca</w:t>
       </w:r>
       <w:r>
-        <w:rPr>
-          <w:lang w:val="en-US"/>
-        </w:rPr>
         <w:t>n</w:t>
       </w:r>
       <w:r>
-        <w:rPr>
-          <w:lang w:val="en-US"/>
-        </w:rPr>
         <w:t>t</w:t>
       </w:r>
       <w:proofErr w:type="spellEnd"/>
       <w:proofErr w:type="gramEnd"/>
       <w:r>
-        <w:rPr>
-          <w:lang w:val="en-US"/>
-        </w:rPr>
         <w:t xml:space="preserve"> be NULL.</w:t>
       </w:r>
     </w:p>
     <w:p>
       <w:pPr>
         <w:spacing w:line="360" w:lineRule="auto"/>
-        <w:rPr>
-          <w:lang w:val="en-US"/>
-        </w:rPr>
-      </w:pPr>
-      <w:proofErr w:type="spellStart"/>
-      <w:r>
-        <w:rPr>
-          <w:lang w:val="en-US"/>
-        </w:rPr>
+      </w:pPr>
+      <w:proofErr w:type="spellStart"/>
+      <w:r>
         <w:t>AssignedDate</w:t>
       </w:r>
-      <w:proofErr w:type="spellEnd"/>
-      <w:r>
-        <w:rPr>
-          <w:lang w:val="en-US"/>
-        </w:rPr>
+      <w:r>
+        <w:t>Key</w:t>
+      </w:r>
+      <w:proofErr w:type="spellEnd"/>
+      <w:r>
+        <w:t xml:space="preserve"> (</w:t>
+      </w:r>
+      <w:r>
+        <w:t>int</w:t>
+      </w:r>
+      <w:r>
+        <w:t xml:space="preserve">) — </w:t>
+      </w:r>
+      <w:proofErr w:type="spellStart"/>
+      <w:r>
+        <w:t>AssignedDate</w:t>
+      </w:r>
+      <w:proofErr w:type="spellEnd"/>
+      <w:r>
         <w:t xml:space="preserve"> (datetime) — Constraint: Cannot be NULL.</w:t>
       </w:r>
     </w:p>
     <w:p>
       <w:pPr>
         <w:spacing w:line="360" w:lineRule="auto"/>
-        <w:rPr>
-          <w:lang w:val="en-US"/>
-        </w:rPr>
-      </w:pPr>
-      <w:proofErr w:type="spellStart"/>
-      <w:r>
-        <w:rPr>
-          <w:lang w:val="en-US"/>
-        </w:rPr>
+      </w:pPr>
+      <w:proofErr w:type="spellStart"/>
+      <w:r>
+        <w:t>AssignedDate</w:t>
+      </w:r>
+      <w:proofErr w:type="spellEnd"/>
+      <w:r>
+        <w:t xml:space="preserve"> (datetime) — Constraint: Cannot be NULL.</w:t>
+      </w:r>
+    </w:p>
+    <w:p>
+      <w:pPr>
+        <w:spacing w:line="360" w:lineRule="auto"/>
+      </w:pPr>
+      <w:proofErr w:type="spellStart"/>
+      <w:r>
         <w:t>CreatedOnDate</w:t>
       </w:r>
       <w:proofErr w:type="spellEnd"/>
       <w:r>
-        <w:rPr>
-          <w:lang w:val="en-US"/>
-        </w:rPr>
         <w:t xml:space="preserve"> (datetime) — Constraint: Defaults to current date/time.</w:t>
       </w:r>
     </w:p>
     <w:p>
       <w:pPr>
         <w:spacing w:line="360" w:lineRule="auto"/>
-        <w:rPr>
-          <w:lang w:val="en-US"/>
-        </w:rPr>
-      </w:pPr>
-      <w:proofErr w:type="spellStart"/>
-      <w:r>
-        <w:rPr>
-          <w:lang w:val="en-US"/>
-        </w:rPr>
+      </w:pPr>
+      <w:proofErr w:type="spellStart"/>
+      <w:r>
         <w:t>UpdatedOnDate</w:t>
       </w:r>
       <w:proofErr w:type="spellEnd"/>
       <w:r>
-        <w:rPr>
-          <w:lang w:val="en-US"/>
-        </w:rPr>
         <w:t xml:space="preserve"> (datetime) — Constraint: Allows NULL.</w:t>
       </w:r>
     </w:p>
     <w:p>
       <w:pPr>
         <w:ind w:left="720"/>
-        <w:rPr>
-          <w:lang w:val="en-US"/>
-        </w:rPr>
-      </w:pPr>
-    </w:p>
-    <w:p>
-      <w:pPr>
-        <w:ind w:left="720"/>
-        <w:rPr>
-          <w:lang w:val="en-US"/>
-        </w:rPr>
-      </w:pPr>
-    </w:p>
-    <w:p>
-      <w:pPr>
-        <w:rPr>
-          <w:lang w:val="en-US"/>
-        </w:rPr>
-      </w:pPr>
-    </w:p>
-    <w:p>
-      <w:pPr>
-        <w:rPr>
-          <w:lang w:val="en-US"/>
-        </w:rPr>
-      </w:pPr>
+      </w:pPr>
+    </w:p>
+    <w:p>
+      <w:pPr>
+        <w:ind w:left="720"/>
+      </w:pPr>
+    </w:p>
+    <w:p/>
+    <w:p>
       <w:proofErr w:type="spellStart"/>
       <w:r>
         <w:rPr>
@@ -5256,9 +3519,6 @@
         <w:t>Promotion</w:t>
       </w:r>
       <w:r>
-        <w:rPr>
-          <w:lang w:val="en-US"/>
-        </w:rPr>
         <w:t>_</w:t>
       </w:r>
       <w:r>
@@ -5276,261 +3536,115 @@
     <w:p>
       <w:pPr>
         <w:ind w:left="720"/>
-        <w:rPr>
-          <w:lang w:val="en-US"/>
-        </w:rPr>
-      </w:pPr>
-    </w:p>
-    <w:p>
-      <w:pPr>
-        <w:rPr>
-          <w:lang w:val="en-US"/>
-        </w:rPr>
-      </w:pPr>
-      <w:r>
-        <w:rPr>
-          <w:lang w:val="en-US"/>
-        </w:rPr>
+      </w:pPr>
+    </w:p>
+    <w:p>
+      <w:r>
         <w:t>A bridge table connecting specific promotions to eligible products.</w:t>
       </w:r>
     </w:p>
     <w:p>
       <w:pPr>
         <w:ind w:left="720"/>
-        <w:rPr>
-          <w:lang w:val="en-US"/>
-        </w:rPr>
-      </w:pPr>
-    </w:p>
-    <w:p>
-      <w:pPr>
-        <w:rPr>
-          <w:lang w:val="en-US"/>
-        </w:rPr>
-      </w:pPr>
-      <w:r>
-        <w:rPr>
-          <w:lang w:val="en-US"/>
-        </w:rPr>
+      </w:pPr>
+    </w:p>
+    <w:p>
+      <w:r>
         <w:t>Primary Key: ID (int, Identity 1,1)</w:t>
       </w:r>
     </w:p>
     <w:p>
       <w:pPr>
         <w:ind w:left="720"/>
-        <w:rPr>
-          <w:lang w:val="en-US"/>
-        </w:rPr>
-      </w:pPr>
-    </w:p>
-    <w:p>
-      <w:pPr>
-        <w:spacing w:line="360" w:lineRule="auto"/>
-        <w:rPr>
-          <w:lang w:val="en-US"/>
-        </w:rPr>
-      </w:pPr>
-      <w:r>
-        <w:rPr>
-          <w:lang w:val="en-US"/>
-        </w:rPr>
+      </w:pPr>
+    </w:p>
+    <w:p>
+      <w:pPr>
+        <w:spacing w:line="360" w:lineRule="auto"/>
+      </w:pPr>
+      <w:r>
         <w:t>Attributes:</w:t>
       </w:r>
     </w:p>
     <w:p>
       <w:pPr>
         <w:spacing w:line="360" w:lineRule="auto"/>
-        <w:rPr>
-          <w:lang w:val="en-US"/>
-        </w:rPr>
-      </w:pPr>
-      <w:proofErr w:type="spellStart"/>
-      <w:r>
-        <w:rPr>
-          <w:lang w:val="en-US"/>
-        </w:rPr>
+      </w:pPr>
+      <w:proofErr w:type="spellStart"/>
+      <w:r>
         <w:t>PromotionID</w:t>
       </w:r>
       <w:proofErr w:type="spellEnd"/>
       <w:r>
-        <w:rPr>
-          <w:lang w:val="en-US"/>
-        </w:rPr>
         <w:t xml:space="preserve"> (int) — Constraint: Foreign Key references </w:t>
       </w:r>
       <w:proofErr w:type="gramStart"/>
       <w:r>
-        <w:rPr>
-          <w:lang w:val="en-US"/>
-        </w:rPr>
         <w:t>Promotion(</w:t>
       </w:r>
       <w:proofErr w:type="gramEnd"/>
       <w:r>
-        <w:rPr>
-          <w:lang w:val="en-US"/>
-        </w:rPr>
         <w:t>ID). Cannot be NULL.</w:t>
       </w:r>
     </w:p>
     <w:p>
       <w:pPr>
         <w:spacing w:line="360" w:lineRule="auto"/>
-        <w:rPr>
-          <w:lang w:val="en-US"/>
-        </w:rPr>
-      </w:pPr>
-      <w:proofErr w:type="spellStart"/>
-      <w:r>
-        <w:rPr>
-          <w:lang w:val="en-US"/>
-        </w:rPr>
+      </w:pPr>
+      <w:proofErr w:type="spellStart"/>
+      <w:r>
         <w:t>ProductID</w:t>
       </w:r>
       <w:proofErr w:type="spellEnd"/>
       <w:r>
-        <w:rPr>
-          <w:lang w:val="en-US"/>
-        </w:rPr>
         <w:t xml:space="preserve"> (int) — Constraint: Foreign Key references </w:t>
       </w:r>
       <w:proofErr w:type="gramStart"/>
       <w:r>
-        <w:rPr>
-          <w:lang w:val="en-US"/>
-        </w:rPr>
         <w:t>Product(</w:t>
       </w:r>
       <w:proofErr w:type="gramEnd"/>
       <w:r>
-        <w:rPr>
-          <w:lang w:val="en-US"/>
-        </w:rPr>
         <w:t>ID). Cannot be NULL.</w:t>
       </w:r>
     </w:p>
     <w:p>
       <w:pPr>
         <w:spacing w:line="360" w:lineRule="auto"/>
-        <w:rPr>
-          <w:lang w:val="en-US"/>
-        </w:rPr>
-      </w:pPr>
-      <w:proofErr w:type="spellStart"/>
-      <w:r>
-        <w:rPr>
-          <w:lang w:val="en-US"/>
-        </w:rPr>
+      </w:pPr>
+      <w:proofErr w:type="spellStart"/>
+      <w:r>
         <w:t>CreatedOnDate</w:t>
       </w:r>
       <w:proofErr w:type="spellEnd"/>
       <w:r>
-        <w:rPr>
-          <w:lang w:val="en-US"/>
-        </w:rPr>
         <w:t xml:space="preserve"> (datetime) — Constraint: Defaults to current date/time.</w:t>
       </w:r>
     </w:p>
     <w:p>
       <w:pPr>
         <w:spacing w:line="360" w:lineRule="auto"/>
-        <w:rPr>
-          <w:lang w:val="en-US"/>
-        </w:rPr>
-      </w:pPr>
-      <w:proofErr w:type="spellStart"/>
-      <w:r>
-        <w:rPr>
-          <w:lang w:val="en-US"/>
-        </w:rPr>
+      </w:pPr>
+      <w:proofErr w:type="spellStart"/>
+      <w:r>
         <w:t>UpdatedOnDate</w:t>
       </w:r>
       <w:proofErr w:type="spellEnd"/>
       <w:r>
-        <w:rPr>
-          <w:lang w:val="en-US"/>
-        </w:rPr>
         <w:t xml:space="preserve"> (datetime) — Constraint: Allows NULL.</w:t>
       </w:r>
     </w:p>
-    <w:p>
-      <w:pPr>
-        <w:rPr>
-          <w:lang w:val="en-US"/>
-        </w:rPr>
-      </w:pPr>
-    </w:p>
-    <w:p>
-      <w:pPr>
-        <w:ind w:left="720"/>
-        <w:rPr>
-          <w:lang w:val="en-US"/>
-        </w:rPr>
-      </w:pPr>
-    </w:p>
-    <w:p>
-      <w:pPr>
-        <w:rPr>
-          <w:lang w:val="en-US"/>
-        </w:rPr>
-      </w:pPr>
-    </w:p>
-    <w:p>
-      <w:pPr>
-        <w:rPr>
-          <w:lang w:val="en-US"/>
-        </w:rPr>
-      </w:pPr>
-    </w:p>
-    <w:p>
-      <w:pPr>
-        <w:rPr>
-          <w:lang w:val="en-US"/>
-        </w:rPr>
-      </w:pPr>
-    </w:p>
-    <w:p>
-      <w:pPr>
-        <w:rPr>
-          <w:lang w:val="en-US"/>
-        </w:rPr>
-      </w:pPr>
-    </w:p>
-    <w:p>
-      <w:pPr>
-        <w:rPr>
-          <w:lang w:val="en-US"/>
-        </w:rPr>
-      </w:pPr>
-    </w:p>
-    <w:p>
-      <w:pPr>
-        <w:rPr>
-          <w:lang w:val="en-US"/>
-        </w:rPr>
-      </w:pPr>
-    </w:p>
-    <w:p>
-      <w:pPr>
-        <w:rPr>
-          <w:lang w:val="en-US"/>
-        </w:rPr>
-      </w:pPr>
-    </w:p>
-    <w:p>
-      <w:pPr>
-        <w:rPr>
-          <w:lang w:val="en-US"/>
-        </w:rPr>
-      </w:pPr>
-    </w:p>
-    <w:p>
-      <w:pPr>
-        <w:rPr>
-          <w:lang w:val="en-US"/>
-        </w:rPr>
-      </w:pPr>
-    </w:p>
+    <w:p/>
+    <w:p>
+      <w:pPr>
+        <w:ind w:left="720"/>
+      </w:pPr>
+    </w:p>
+    <w:p/>
+    <w:p/>
+    <w:p/>
+    <w:p/>
+    <w:p/>
     <w:p>
       <w:pPr>
         <w:jc w:val="center"/>
@@ -5540,7 +3654,6 @@
           <w:color w:val="003B6F"/>
           <w:sz w:val="40"/>
           <w:szCs w:val="40"/>
-          <w:lang w:val="en-US"/>
         </w:rPr>
       </w:pPr>
       <w:r>
@@ -5550,49 +3663,34 @@
           <w:color w:val="003B6F"/>
           <w:sz w:val="40"/>
           <w:szCs w:val="40"/>
-          <w:lang w:val="en-US"/>
-        </w:rPr>
-        <w:lastRenderedPageBreak/>
+        </w:rPr>
         <w:t>Entity Relationship Diagram</w:t>
       </w:r>
     </w:p>
-    <w:p>
-      <w:pPr>
-        <w:rPr>
-          <w:lang w:val="en-US"/>
-        </w:rPr>
-      </w:pPr>
-    </w:p>
-    <w:p>
-      <w:pPr>
-        <w:rPr>
-          <w:lang w:val="en-US"/>
-        </w:rPr>
-      </w:pPr>
-    </w:p>
-    <w:p>
-      <w:pPr>
-        <w:rPr>
-          <w:lang w:val="en-US"/>
-        </w:rPr>
-      </w:pPr>
-    </w:p>
+    <w:p/>
+    <w:p/>
+    <w:p/>
     <w:p>
       <w:pPr>
         <w:jc w:val="center"/>
-        <w:rPr>
-          <w:lang w:val="en-US"/>
-        </w:rPr>
+      </w:pPr>
+    </w:p>
+    <w:p/>
+    <w:p/>
+    <w:p/>
+    <w:p>
+      <w:pPr>
+        <w:jc w:val="center"/>
       </w:pPr>
       <w:r>
         <w:rPr>
           <w:noProof/>
         </w:rPr>
         <w:drawing>
-          <wp:inline distT="0" distB="0" distL="0" distR="0" wp14:anchorId="7F140355" wp14:editId="3812ACFE">
-            <wp:extent cx="4244340" cy="6835673"/>
-            <wp:effectExtent l="0" t="0" r="3810" b="3810"/>
-            <wp:docPr id="1" name="Picture 1"/>
+          <wp:inline distT="0" distB="0" distL="0" distR="0" wp14:anchorId="7A2F375B" wp14:editId="52C35FB6">
+            <wp:extent cx="4750874" cy="6581775"/>
+            <wp:effectExtent l="0" t="0" r="0" b="0"/>
+            <wp:docPr id="2" name="Picture 2"/>
             <wp:cNvGraphicFramePr>
               <a:graphicFrameLocks xmlns:a="http://schemas.openxmlformats.org/drawingml/2006/main" noChangeAspect="1"/>
             </wp:cNvGraphicFramePr>
@@ -5621,7 +3719,7 @@
                   <pic:spPr bwMode="auto">
                     <a:xfrm>
                       <a:off x="0" y="0"/>
-                      <a:ext cx="4253625" cy="6850627"/>
+                      <a:ext cx="4753161" cy="6584944"/>
                     </a:xfrm>
                     <a:prstGeom prst="rect">
                       <a:avLst/>
@@ -5638,307 +3736,45 @@
         </w:drawing>
       </w:r>
     </w:p>
-    <w:p>
-      <w:pPr>
-        <w:rPr>
-          <w:lang w:val="en-US"/>
-        </w:rPr>
-      </w:pPr>
-    </w:p>
-    <w:p>
-      <w:pPr>
-        <w:rPr>
-          <w:lang w:val="en-US"/>
-        </w:rPr>
-      </w:pPr>
-    </w:p>
-    <w:p>
-      <w:pPr>
-        <w:rPr>
-          <w:lang w:val="en-US"/>
-        </w:rPr>
-      </w:pPr>
-    </w:p>
-    <w:p>
-      <w:pPr>
-        <w:rPr>
-          <w:lang w:val="en-US"/>
-        </w:rPr>
-      </w:pPr>
-    </w:p>
-    <w:p>
-      <w:pPr>
-        <w:rPr>
-          <w:lang w:val="en-US"/>
-        </w:rPr>
-      </w:pPr>
-    </w:p>
-    <w:p>
-      <w:pPr>
-        <w:rPr>
-          <w:lang w:val="en-US"/>
-        </w:rPr>
-      </w:pPr>
-    </w:p>
-    <w:p>
-      <w:pPr>
-        <w:rPr>
-          <w:lang w:val="en-US"/>
-        </w:rPr>
-      </w:pPr>
-    </w:p>
-    <w:p>
-      <w:pPr>
-        <w:rPr>
-          <w:lang w:val="en-US"/>
-        </w:rPr>
-      </w:pPr>
-    </w:p>
-    <w:p>
-      <w:pPr>
-        <w:rPr>
-          <w:lang w:val="en-US"/>
-        </w:rPr>
-      </w:pPr>
-    </w:p>
-    <w:p>
-      <w:pPr>
-        <w:rPr>
-          <w:lang w:val="en-US"/>
-        </w:rPr>
-      </w:pPr>
-    </w:p>
-    <w:p>
-      <w:pPr>
-        <w:rPr>
-          <w:lang w:val="en-US"/>
-        </w:rPr>
-      </w:pPr>
-    </w:p>
-    <w:p>
-      <w:pPr>
-        <w:rPr>
-          <w:lang w:val="en-US"/>
-        </w:rPr>
-      </w:pPr>
-    </w:p>
-    <w:p>
-      <w:pPr>
-        <w:rPr>
-          <w:lang w:val="en-US"/>
-        </w:rPr>
-      </w:pPr>
-    </w:p>
-    <w:p>
-      <w:pPr>
-        <w:rPr>
-          <w:lang w:val="en-US"/>
-        </w:rPr>
-      </w:pPr>
-    </w:p>
-    <w:p>
-      <w:pPr>
-        <w:rPr>
-          <w:lang w:val="en-US"/>
-        </w:rPr>
-      </w:pPr>
-    </w:p>
-    <w:p>
-      <w:pPr>
-        <w:rPr>
-          <w:lang w:val="en-US"/>
-        </w:rPr>
-      </w:pPr>
-    </w:p>
-    <w:p>
-      <w:pPr>
-        <w:rPr>
-          <w:lang w:val="en-US"/>
-        </w:rPr>
-      </w:pPr>
-    </w:p>
-    <w:p>
-      <w:pPr>
-        <w:rPr>
-          <w:lang w:val="en-US"/>
-        </w:rPr>
-      </w:pPr>
-    </w:p>
-    <w:p>
-      <w:pPr>
-        <w:rPr>
-          <w:lang w:val="en-US"/>
-        </w:rPr>
-      </w:pPr>
-    </w:p>
-    <w:p>
-      <w:pPr>
-        <w:rPr>
-          <w:lang w:val="en-US"/>
-        </w:rPr>
-      </w:pPr>
-    </w:p>
-    <w:p>
-      <w:pPr>
-        <w:rPr>
-          <w:lang w:val="en-US"/>
-        </w:rPr>
-      </w:pPr>
-    </w:p>
-    <w:p>
-      <w:pPr>
-        <w:rPr>
-          <w:lang w:val="en-US"/>
-        </w:rPr>
-      </w:pPr>
-    </w:p>
-    <w:p>
-      <w:pPr>
-        <w:rPr>
-          <w:lang w:val="en-US"/>
-        </w:rPr>
-      </w:pPr>
-    </w:p>
-    <w:p>
-      <w:pPr>
-        <w:rPr>
-          <w:lang w:val="en-US"/>
-        </w:rPr>
-      </w:pPr>
-    </w:p>
-    <w:p>
-      <w:pPr>
-        <w:rPr>
-          <w:lang w:val="en-US"/>
-        </w:rPr>
-      </w:pPr>
-    </w:p>
-    <w:p>
-      <w:pPr>
-        <w:rPr>
-          <w:lang w:val="en-US"/>
-        </w:rPr>
-      </w:pPr>
-    </w:p>
-    <w:p>
-      <w:pPr>
-        <w:rPr>
-          <w:lang w:val="en-US"/>
-        </w:rPr>
-      </w:pPr>
-    </w:p>
-    <w:p>
-      <w:pPr>
-        <w:rPr>
-          <w:lang w:val="en-US"/>
-        </w:rPr>
-      </w:pPr>
-    </w:p>
-    <w:p>
-      <w:pPr>
-        <w:rPr>
-          <w:lang w:val="en-US"/>
-        </w:rPr>
-      </w:pPr>
-    </w:p>
-    <w:p>
-      <w:pPr>
-        <w:rPr>
-          <w:lang w:val="en-US"/>
-        </w:rPr>
-      </w:pPr>
-    </w:p>
-    <w:p>
-      <w:pPr>
-        <w:rPr>
-          <w:lang w:val="en-US"/>
-        </w:rPr>
-      </w:pPr>
-    </w:p>
-    <w:p>
-      <w:pPr>
-        <w:rPr>
-          <w:lang w:val="en-US"/>
-        </w:rPr>
-      </w:pPr>
-    </w:p>
-    <w:p>
-      <w:pPr>
-        <w:rPr>
-          <w:lang w:val="en-US"/>
-        </w:rPr>
-      </w:pPr>
-    </w:p>
-    <w:p>
-      <w:pPr>
-        <w:rPr>
-          <w:lang w:val="en-US"/>
-        </w:rPr>
-      </w:pPr>
-    </w:p>
-    <w:p>
-      <w:pPr>
-        <w:rPr>
-          <w:lang w:val="en-US"/>
-        </w:rPr>
-      </w:pPr>
-    </w:p>
-    <w:p>
-      <w:pPr>
-        <w:rPr>
-          <w:lang w:val="en-US"/>
-        </w:rPr>
-      </w:pPr>
-    </w:p>
-    <w:p>
-      <w:pPr>
-        <w:rPr>
-          <w:lang w:val="en-US"/>
-        </w:rPr>
-      </w:pPr>
-    </w:p>
-    <w:p>
-      <w:pPr>
-        <w:rPr>
-          <w:lang w:val="en-US"/>
-        </w:rPr>
-      </w:pPr>
-    </w:p>
-    <w:p>
-      <w:pPr>
-        <w:rPr>
-          <w:lang w:val="en-US"/>
-        </w:rPr>
-      </w:pPr>
-    </w:p>
-    <w:p>
-      <w:pPr>
-        <w:rPr>
-          <w:lang w:val="en-US"/>
-        </w:rPr>
-      </w:pPr>
-    </w:p>
-    <w:p>
-      <w:pPr>
-        <w:rPr>
-          <w:lang w:val="en-US"/>
-        </w:rPr>
-      </w:pPr>
-    </w:p>
-    <w:p>
-      <w:pPr>
-        <w:rPr>
-          <w:lang w:val="en-US"/>
-        </w:rPr>
-      </w:pPr>
-    </w:p>
-    <w:p>
-      <w:pPr>
-        <w:rPr>
-          <w:lang w:val="en-US"/>
-        </w:rPr>
-      </w:pPr>
-    </w:p>
+    <w:p/>
+    <w:p/>
+    <w:p/>
+    <w:p/>
+    <w:p/>
+    <w:p/>
+    <w:p/>
+    <w:p/>
+    <w:p/>
+    <w:p/>
+    <w:p/>
+    <w:p/>
+    <w:p/>
+    <w:p/>
+    <w:p/>
+    <w:p/>
+    <w:p/>
+    <w:p/>
+    <w:p/>
+    <w:p/>
+    <w:p/>
+    <w:p/>
+    <w:p/>
+    <w:p/>
+    <w:p/>
+    <w:p/>
+    <w:p/>
+    <w:p/>
+    <w:p/>
+    <w:p/>
+    <w:p/>
+    <w:p/>
+    <w:p/>
+    <w:p/>
+    <w:p/>
+    <w:p/>
+    <w:p/>
+    <w:p/>
+    <w:p/>
     <w:sectPr>
       <w:pgSz w:w="12240" w:h="15840"/>
       <w:pgMar w:top="1440" w:right="1440" w:bottom="1440" w:left="1440" w:header="720" w:footer="720" w:gutter="0"/>
@@ -6354,7 +4190,6 @@
     <w:rPr>
       <w:rFonts w:ascii="Arial" w:eastAsia="Arial" w:hAnsi="Arial" w:cs="Arial"/>
       <w:color w:val="1C2833"/>
-      <w:lang/>
     </w:rPr>
   </w:style>
   <w:style w:type="character" w:default="1" w:styleId="DefaultParagraphFont">

--- a/Phase_1/Documentation/Schema Documentation&ERD.docx
+++ b/Phase_1/Documentation/Schema Documentation&ERD.docx
@@ -833,19 +833,23 @@
       </w:pPr>
       <w:proofErr w:type="spellStart"/>
       <w:r>
-        <w:t>CountryID</w:t>
+        <w:t>Territory</w:t>
+      </w:r>
+      <w:r>
+        <w:t>ID</w:t>
       </w:r>
       <w:proofErr w:type="spellEnd"/>
       <w:r>
         <w:t xml:space="preserve"> (int) — Constraint: Foreign Key references </w:t>
       </w:r>
-      <w:proofErr w:type="gramStart"/>
-      <w:r>
-        <w:t>Country(</w:t>
-      </w:r>
-      <w:proofErr w:type="gramEnd"/>
-      <w:r>
-        <w:t>ID). Cannot be NULL.</w:t>
+      <w:r>
+        <w:t>Territory</w:t>
+      </w:r>
+      <w:r>
+        <w:t xml:space="preserve"> </w:t>
+      </w:r>
+      <w:r>
+        <w:t>(ID). Cannot be NULL.</w:t>
       </w:r>
     </w:p>
     <w:p>
@@ -3674,23 +3678,15 @@
       <w:pPr>
         <w:jc w:val="center"/>
       </w:pPr>
-    </w:p>
-    <w:p/>
-    <w:p/>
-    <w:p/>
-    <w:p>
-      <w:pPr>
-        <w:jc w:val="center"/>
-      </w:pPr>
       <w:r>
         <w:rPr>
           <w:noProof/>
         </w:rPr>
         <w:drawing>
-          <wp:inline distT="0" distB="0" distL="0" distR="0" wp14:anchorId="7A2F375B" wp14:editId="52C35FB6">
-            <wp:extent cx="4750874" cy="6581775"/>
-            <wp:effectExtent l="0" t="0" r="0" b="0"/>
-            <wp:docPr id="2" name="Picture 2"/>
+          <wp:inline distT="0" distB="0" distL="0" distR="0" wp14:anchorId="0385614B" wp14:editId="161024A2">
+            <wp:extent cx="6051784" cy="7180028"/>
+            <wp:effectExtent l="0" t="0" r="6350" b="1905"/>
+            <wp:docPr id="3" name="Picture 3"/>
             <wp:cNvGraphicFramePr>
               <a:graphicFrameLocks xmlns:a="http://schemas.openxmlformats.org/drawingml/2006/main" noChangeAspect="1"/>
             </wp:cNvGraphicFramePr>
@@ -3698,13 +3694,13 @@
               <a:graphicData uri="http://schemas.openxmlformats.org/drawingml/2006/picture">
                 <pic:pic xmlns:pic="http://schemas.openxmlformats.org/drawingml/2006/picture">
                   <pic:nvPicPr>
-                    <pic:cNvPr id="0" name="Picture 1"/>
+                    <pic:cNvPr id="0" name="Picture 2"/>
                     <pic:cNvPicPr>
                       <a:picLocks noChangeAspect="1" noChangeArrowheads="1"/>
                     </pic:cNvPicPr>
                   </pic:nvPicPr>
                   <pic:blipFill>
-                    <a:blip r:embed="rId4">
+                    <a:blip r:embed="rId4" cstate="print">
                       <a:extLst>
                         <a:ext uri="{28A0092B-C50C-407E-A947-70E740481C1C}">
                           <a14:useLocalDpi xmlns:a14="http://schemas.microsoft.com/office/drawing/2010/main" val="0"/>
@@ -3719,7 +3715,7 @@
                   <pic:spPr bwMode="auto">
                     <a:xfrm>
                       <a:off x="0" y="0"/>
-                      <a:ext cx="4753161" cy="6584944"/>
+                      <a:ext cx="6068933" cy="7200374"/>
                     </a:xfrm>
                     <a:prstGeom prst="rect">
                       <a:avLst/>
